--- a/实习报告/9.2 平面磨床认识实习报告.docx
+++ b/实习报告/9.2 平面磨床认识实习报告.docx
@@ -4,28 +4,27 @@
   <w:body>
     <w:p>
       <w:pPr>
-        <w:spacing w:before="80" w:after="160"/>
+        <w:spacing w:after="100"/>
         <w:jc w:val="center"/>
         <w:rPr>
           <w:rFonts w:hint="eastAsia" w:ascii="宋体" w:hAnsi="宋体" w:eastAsia="宋体" w:cs="宋体"/>
           <w:color w:val="auto"/>
         </w:rPr>
       </w:pPr>
-      <w:bookmarkStart w:id="0" w:name="_GoBack"/>
       <w:r>
         <w:rPr>
           <w:rFonts w:hint="eastAsia" w:ascii="宋体" w:hAnsi="宋体" w:eastAsia="宋体" w:cs="宋体"/>
           <w:b/>
           <w:color w:val="auto"/>
-          <w:sz w:val="44"/>
+          <w:sz w:val="38"/>
         </w:rPr>
         <w:t>平面磨床认识实习报告</w:t>
       </w:r>
     </w:p>
     <w:p>
       <w:pPr>
-        <w:pStyle w:val="3"/>
-        <w:spacing w:before="160" w:after="80"/>
+        <w:spacing w:after="20"/>
+        <w:jc w:val="center"/>
         <w:rPr>
           <w:rFonts w:hint="eastAsia" w:ascii="宋体" w:hAnsi="宋体" w:eastAsia="宋体" w:cs="宋体"/>
           <w:color w:val="auto"/>
@@ -35,12 +34,57 @@
         <w:rPr>
           <w:rFonts w:hint="eastAsia" w:ascii="宋体" w:hAnsi="宋体" w:eastAsia="宋体" w:cs="宋体"/>
           <w:color w:val="auto"/>
+          <w:sz w:val="20"/>
         </w:rPr>
-        <w:t>一、实习概况</w:t>
+        <w:t>实习日期：2026年9月2日    实习项目：平面磨床</w:t>
       </w:r>
     </w:p>
     <w:p>
       <w:pPr>
+        <w:spacing w:after="80"/>
+        <w:jc w:val="center"/>
+        <w:rPr>
+          <w:rFonts w:hint="eastAsia" w:ascii="宋体" w:hAnsi="宋体" w:eastAsia="宋体" w:cs="宋体"/>
+          <w:color w:val="auto"/>
+        </w:rPr>
+      </w:pPr>
+      <w:r>
+        <w:rPr>
+          <w:rFonts w:hint="eastAsia" w:ascii="宋体" w:hAnsi="宋体" w:eastAsia="宋体" w:cs="宋体"/>
+          <w:color w:val="auto"/>
+          <w:sz w:val="20"/>
+        </w:rPr>
+        <w:t>班级：________    姓名：________    学号：________</w:t>
+      </w:r>
+    </w:p>
+    <w:p>
+      <w:pPr>
+        <w:pStyle w:val="3"/>
+        <w:keepNext/>
+        <w:rPr>
+          <w:rFonts w:hint="eastAsia" w:ascii="宋体" w:hAnsi="宋体" w:eastAsia="宋体" w:cs="宋体"/>
+          <w:color w:val="auto"/>
+        </w:rPr>
+      </w:pPr>
+      <w:r>
+        <w:rPr>
+          <w:rFonts w:hint="eastAsia" w:ascii="宋体" w:hAnsi="宋体" w:eastAsia="宋体" w:cs="宋体"/>
+          <w:color w:val="auto"/>
+          <w:lang w:val="en-US" w:eastAsia="zh-CN"/>
+        </w:rPr>
+        <w:t>一</w:t>
+      </w:r>
+      <w:r>
+        <w:rPr>
+          <w:rFonts w:hint="eastAsia" w:ascii="宋体" w:hAnsi="宋体" w:eastAsia="宋体" w:cs="宋体"/>
+          <w:color w:val="auto"/>
+        </w:rPr>
+        <w:t>、平面磨床与磨削加工概述</w:t>
+      </w:r>
+    </w:p>
+    <w:p>
+      <w:pPr>
+        <w:ind w:firstLine="420"/>
         <w:jc w:val="both"/>
         <w:rPr>
           <w:rFonts w:hint="eastAsia" w:ascii="宋体" w:hAnsi="宋体" w:eastAsia="宋体" w:cs="宋体"/>
@@ -50,15 +94,16 @@
       <w:r>
         <w:rPr>
           <w:rFonts w:hint="eastAsia" w:ascii="宋体" w:hAnsi="宋体" w:eastAsia="宋体" w:cs="宋体"/>
+          <w:b w:val="0"/>
           <w:color w:val="auto"/>
         </w:rPr>
-        <w:t>课堂以现场设备为对象，围绕平面磨床的用途、基本结构、四种运动关系、工作台液压传动以及导轨防护展开。通过观察设备并结合老师讲解，我对磨削加工从“看见设备”进一步过渡到“理解设备怎样运动、怎样传递动力以及怎样保证精度”。本报告以课堂内容为主，对相关知识作适度整理。</w:t>
+        <w:t>磨削加工是零件精加工的重要方法。平面磨床利用高速旋转的砂轮对工件表面进行微量材料去除，可获得较高加工精度和较好的表面质量，并能够加工淬火钢、硬质合金等高硬度材料。与一般车削、铣削相比，磨削去除量较小，对运动平稳性、导轨状态和冷却条件要求更高，因此认识磨床不能只看砂轮，还要理解进给、传动和辅助系统之间的配合。</w:t>
       </w:r>
     </w:p>
     <w:p>
       <w:pPr>
         <w:pStyle w:val="3"/>
-        <w:spacing w:before="160" w:after="80"/>
+        <w:keepNext/>
         <w:rPr>
           <w:rFonts w:hint="eastAsia" w:ascii="宋体" w:hAnsi="宋体" w:eastAsia="宋体" w:cs="宋体"/>
           <w:color w:val="auto"/>
@@ -68,47 +113,22 @@
         <w:rPr>
           <w:rFonts w:hint="eastAsia" w:ascii="宋体" w:hAnsi="宋体" w:eastAsia="宋体" w:cs="宋体"/>
           <w:color w:val="auto"/>
+          <w:lang w:val="en-US" w:eastAsia="zh-CN"/>
         </w:rPr>
-        <w:t>二、平面磨床与磨削加工概述</w:t>
+        <w:t>二</w:t>
       </w:r>
-    </w:p>
-    <w:p>
-      <w:pPr>
-        <w:jc w:val="both"/>
-        <w:rPr>
-          <w:rFonts w:hint="eastAsia" w:ascii="宋体" w:hAnsi="宋体" w:eastAsia="宋体" w:cs="宋体"/>
-          <w:color w:val="auto"/>
-        </w:rPr>
-      </w:pPr>
       <w:r>
         <w:rPr>
           <w:rFonts w:hint="eastAsia" w:ascii="宋体" w:hAnsi="宋体" w:eastAsia="宋体" w:cs="宋体"/>
           <w:color w:val="auto"/>
         </w:rPr>
-        <w:t>磨削加工是零件精加工的重要方法。平面磨床利用高速旋转的砂轮对工件表面进行微量材料去除，能够获得较高的加工精度和较好的表面质量，并可用于淬火钢、硬质合金等高硬度材料的加工。与一般车削、铣削相比，磨削每次去除的材料量较小，对设备运动平稳性、导轨精度以及冷却条件的要求更高。因此，认识平面磨床不仅要知道砂轮“怎样磨”，还要理解工作台进给、磨头位置调整、液压传动和防护系统之间的配合。</w:t>
-      </w:r>
-    </w:p>
-    <w:p>
-      <w:pPr>
-        <w:pStyle w:val="3"/>
-        <w:spacing w:before="160" w:after="80"/>
-        <w:rPr>
-          <w:rFonts w:hint="eastAsia" w:ascii="宋体" w:hAnsi="宋体" w:eastAsia="宋体" w:cs="宋体"/>
-          <w:color w:val="auto"/>
-        </w:rPr>
-      </w:pPr>
-      <w:r>
-        <w:rPr>
-          <w:rFonts w:hint="eastAsia" w:ascii="宋体" w:hAnsi="宋体" w:eastAsia="宋体" w:cs="宋体"/>
-          <w:color w:val="auto"/>
-        </w:rPr>
-        <w:t>三、平面磨床的分类与基本组成</w:t>
+        <w:t>、平面磨床的分类与基本组成</w:t>
       </w:r>
     </w:p>
     <w:p>
       <w:pPr>
         <w:pStyle w:val="4"/>
-        <w:spacing w:before="100" w:after="80"/>
+        <w:keepNext/>
         <w:rPr>
           <w:rFonts w:hint="eastAsia" w:ascii="宋体" w:hAnsi="宋体" w:eastAsia="宋体" w:cs="宋体"/>
           <w:color w:val="auto"/>
@@ -124,6 +144,7 @@
     </w:p>
     <w:p>
       <w:pPr>
+        <w:ind w:firstLine="420"/>
         <w:jc w:val="both"/>
         <w:rPr>
           <w:rFonts w:hint="eastAsia" w:ascii="宋体" w:hAnsi="宋体" w:eastAsia="宋体" w:cs="宋体"/>
@@ -133,14 +154,16 @@
       <w:r>
         <w:rPr>
           <w:rFonts w:hint="eastAsia" w:ascii="宋体" w:hAnsi="宋体" w:eastAsia="宋体" w:cs="宋体"/>
+          <w:b w:val="0"/>
           <w:color w:val="auto"/>
         </w:rPr>
-        <w:t>课堂按砂轮主轴布置方向和工作台形状对平面磨床进行了分类。砂轮主轴可分为卧轴和立轴，工作台可分为矩形工作台和圆形工作台，两种因素组合后形成四种基本形式。</w:t>
+        <w:t>课堂按照砂轮主轴布置方向和工作台形状进行分类：砂轮主轴有卧轴、立轴两种，工作台有矩台、圆台两种，两类因素组合形成四种基本形式。</w:t>
       </w:r>
     </w:p>
     <w:p>
       <w:pPr>
-        <w:spacing w:before="40" w:after="80"/>
+        <w:keepNext/>
+        <w:spacing w:after="40"/>
         <w:jc w:val="center"/>
         <w:rPr>
           <w:rFonts w:hint="eastAsia" w:ascii="宋体" w:hAnsi="宋体" w:eastAsia="宋体" w:cs="宋体"/>
@@ -150,6 +173,7 @@
       <w:r>
         <w:rPr>
           <w:rFonts w:hint="eastAsia" w:ascii="宋体" w:hAnsi="宋体" w:eastAsia="宋体" w:cs="宋体"/>
+          <w:b/>
           <w:color w:val="auto"/>
           <w:sz w:val="19"/>
         </w:rPr>
@@ -178,9 +202,9 @@
         </w:tblCellMar>
       </w:tblPr>
       <w:tblGrid>
-        <w:gridCol w:w="3135"/>
-        <w:gridCol w:w="3135"/>
-        <w:gridCol w:w="3135"/>
+        <w:gridCol w:w="3192"/>
+        <w:gridCol w:w="3192"/>
+        <w:gridCol w:w="3192"/>
       </w:tblGrid>
       <w:tr>
         <w:tblPrEx>
@@ -205,13 +229,13 @@
         </w:trPr>
         <w:tc>
           <w:tcPr>
-            <w:tcW w:w="3135" w:type="dxa"/>
-            <w:shd w:val="clear" w:color="auto" w:fill="D9EAF7"/>
+            <w:tcW w:w="3192" w:type="dxa"/>
+            <w:shd w:val="clear" w:color="auto" w:fill="EDEDED"/>
             <w:vAlign w:val="center"/>
           </w:tcPr>
           <w:p>
             <w:pPr>
-              <w:spacing w:before="0" w:after="0"/>
+              <w:spacing w:before="0" w:after="0" w:line="240" w:lineRule="auto"/>
               <w:jc w:val="center"/>
               <w:rPr>
                 <w:rFonts w:hint="eastAsia" w:ascii="宋体" w:hAnsi="宋体" w:eastAsia="宋体" w:cs="宋体"/>
@@ -231,13 +255,13 @@
         </w:tc>
         <w:tc>
           <w:tcPr>
-            <w:tcW w:w="3135" w:type="dxa"/>
-            <w:shd w:val="clear" w:color="auto" w:fill="D9EAF7"/>
+            <w:tcW w:w="3192" w:type="dxa"/>
+            <w:shd w:val="clear" w:color="auto" w:fill="EDEDED"/>
             <w:vAlign w:val="center"/>
           </w:tcPr>
           <w:p>
             <w:pPr>
-              <w:spacing w:before="0" w:after="0"/>
+              <w:spacing w:before="0" w:after="0" w:line="240" w:lineRule="auto"/>
               <w:jc w:val="center"/>
               <w:rPr>
                 <w:rFonts w:hint="eastAsia" w:ascii="宋体" w:hAnsi="宋体" w:eastAsia="宋体" w:cs="宋体"/>
@@ -257,13 +281,13 @@
         </w:tc>
         <w:tc>
           <w:tcPr>
-            <w:tcW w:w="3135" w:type="dxa"/>
-            <w:shd w:val="clear" w:color="auto" w:fill="D9EAF7"/>
+            <w:tcW w:w="3192" w:type="dxa"/>
+            <w:shd w:val="clear" w:color="auto" w:fill="EDEDED"/>
             <w:vAlign w:val="center"/>
           </w:tcPr>
           <w:p>
             <w:pPr>
-              <w:spacing w:before="0" w:after="0"/>
+              <w:spacing w:before="0" w:after="0" w:line="240" w:lineRule="auto"/>
               <w:jc w:val="center"/>
               <w:rPr>
                 <w:rFonts w:hint="eastAsia" w:ascii="宋体" w:hAnsi="宋体" w:eastAsia="宋体" w:cs="宋体"/>
@@ -305,12 +329,12 @@
         </w:trPr>
         <w:tc>
           <w:tcPr>
-            <w:tcW w:w="3135" w:type="dxa"/>
+            <w:tcW w:w="3192" w:type="dxa"/>
             <w:vAlign w:val="center"/>
           </w:tcPr>
           <w:p>
             <w:pPr>
-              <w:spacing w:before="0" w:after="0"/>
+              <w:spacing w:before="0" w:after="0" w:line="240" w:lineRule="auto"/>
               <w:jc w:val="center"/>
               <w:rPr>
                 <w:rFonts w:hint="eastAsia" w:ascii="宋体" w:hAnsi="宋体" w:eastAsia="宋体" w:cs="宋体"/>
@@ -330,12 +354,12 @@
         </w:tc>
         <w:tc>
           <w:tcPr>
-            <w:tcW w:w="3135" w:type="dxa"/>
+            <w:tcW w:w="3192" w:type="dxa"/>
             <w:vAlign w:val="center"/>
           </w:tcPr>
           <w:p>
             <w:pPr>
-              <w:spacing w:before="0" w:after="0"/>
+              <w:spacing w:before="0" w:after="0" w:line="240" w:lineRule="auto"/>
               <w:jc w:val="center"/>
               <w:rPr>
                 <w:rFonts w:hint="eastAsia" w:ascii="宋体" w:hAnsi="宋体" w:eastAsia="宋体" w:cs="宋体"/>
@@ -355,12 +379,12 @@
         </w:tc>
         <w:tc>
           <w:tcPr>
-            <w:tcW w:w="3135" w:type="dxa"/>
+            <w:tcW w:w="3192" w:type="dxa"/>
             <w:vAlign w:val="center"/>
           </w:tcPr>
           <w:p>
             <w:pPr>
-              <w:spacing w:before="0" w:after="0"/>
+              <w:spacing w:before="0" w:after="0" w:line="240" w:lineRule="auto"/>
               <w:jc w:val="center"/>
               <w:rPr>
                 <w:rFonts w:hint="eastAsia" w:ascii="宋体" w:hAnsi="宋体" w:eastAsia="宋体" w:cs="宋体"/>
@@ -402,12 +426,12 @@
         </w:trPr>
         <w:tc>
           <w:tcPr>
-            <w:tcW w:w="3135" w:type="dxa"/>
+            <w:tcW w:w="3192" w:type="dxa"/>
             <w:vAlign w:val="center"/>
           </w:tcPr>
           <w:p>
             <w:pPr>
-              <w:spacing w:before="0" w:after="0"/>
+              <w:spacing w:before="0" w:after="0" w:line="240" w:lineRule="auto"/>
               <w:jc w:val="center"/>
               <w:rPr>
                 <w:rFonts w:hint="eastAsia" w:ascii="宋体" w:hAnsi="宋体" w:eastAsia="宋体" w:cs="宋体"/>
@@ -427,12 +451,12 @@
         </w:tc>
         <w:tc>
           <w:tcPr>
-            <w:tcW w:w="3135" w:type="dxa"/>
+            <w:tcW w:w="3192" w:type="dxa"/>
             <w:vAlign w:val="center"/>
           </w:tcPr>
           <w:p>
             <w:pPr>
-              <w:spacing w:before="0" w:after="0"/>
+              <w:spacing w:before="0" w:after="0" w:line="240" w:lineRule="auto"/>
               <w:jc w:val="center"/>
               <w:rPr>
                 <w:rFonts w:hint="eastAsia" w:ascii="宋体" w:hAnsi="宋体" w:eastAsia="宋体" w:cs="宋体"/>
@@ -452,12 +476,12 @@
         </w:tc>
         <w:tc>
           <w:tcPr>
-            <w:tcW w:w="3135" w:type="dxa"/>
+            <w:tcW w:w="3192" w:type="dxa"/>
             <w:vAlign w:val="center"/>
           </w:tcPr>
           <w:p>
             <w:pPr>
-              <w:spacing w:before="0" w:after="0"/>
+              <w:spacing w:before="0" w:after="0" w:line="240" w:lineRule="auto"/>
               <w:jc w:val="center"/>
               <w:rPr>
                 <w:rFonts w:hint="eastAsia" w:ascii="宋体" w:hAnsi="宋体" w:eastAsia="宋体" w:cs="宋体"/>
@@ -499,12 +523,12 @@
         </w:trPr>
         <w:tc>
           <w:tcPr>
-            <w:tcW w:w="3135" w:type="dxa"/>
+            <w:tcW w:w="3192" w:type="dxa"/>
             <w:vAlign w:val="center"/>
           </w:tcPr>
           <w:p>
             <w:pPr>
-              <w:spacing w:before="0" w:after="0"/>
+              <w:spacing w:before="0" w:after="0" w:line="240" w:lineRule="auto"/>
               <w:jc w:val="center"/>
               <w:rPr>
                 <w:rFonts w:hint="eastAsia" w:ascii="宋体" w:hAnsi="宋体" w:eastAsia="宋体" w:cs="宋体"/>
@@ -524,12 +548,12 @@
         </w:tc>
         <w:tc>
           <w:tcPr>
-            <w:tcW w:w="3135" w:type="dxa"/>
+            <w:tcW w:w="3192" w:type="dxa"/>
             <w:vAlign w:val="center"/>
           </w:tcPr>
           <w:p>
             <w:pPr>
-              <w:spacing w:before="0" w:after="0"/>
+              <w:spacing w:before="0" w:after="0" w:line="240" w:lineRule="auto"/>
               <w:jc w:val="center"/>
               <w:rPr>
                 <w:rFonts w:hint="eastAsia" w:ascii="宋体" w:hAnsi="宋体" w:eastAsia="宋体" w:cs="宋体"/>
@@ -549,12 +573,12 @@
         </w:tc>
         <w:tc>
           <w:tcPr>
-            <w:tcW w:w="3135" w:type="dxa"/>
+            <w:tcW w:w="3192" w:type="dxa"/>
             <w:vAlign w:val="center"/>
           </w:tcPr>
           <w:p>
             <w:pPr>
-              <w:spacing w:before="0" w:after="0"/>
+              <w:spacing w:before="0" w:after="0" w:line="240" w:lineRule="auto"/>
               <w:jc w:val="center"/>
               <w:rPr>
                 <w:rFonts w:hint="eastAsia" w:ascii="宋体" w:hAnsi="宋体" w:eastAsia="宋体" w:cs="宋体"/>
@@ -596,12 +620,12 @@
         </w:trPr>
         <w:tc>
           <w:tcPr>
-            <w:tcW w:w="3135" w:type="dxa"/>
+            <w:tcW w:w="3192" w:type="dxa"/>
             <w:vAlign w:val="center"/>
           </w:tcPr>
           <w:p>
             <w:pPr>
-              <w:spacing w:before="0" w:after="0"/>
+              <w:spacing w:before="0" w:after="0" w:line="240" w:lineRule="auto"/>
               <w:jc w:val="center"/>
               <w:rPr>
                 <w:rFonts w:hint="eastAsia" w:ascii="宋体" w:hAnsi="宋体" w:eastAsia="宋体" w:cs="宋体"/>
@@ -621,12 +645,12 @@
         </w:tc>
         <w:tc>
           <w:tcPr>
-            <w:tcW w:w="3135" w:type="dxa"/>
+            <w:tcW w:w="3192" w:type="dxa"/>
             <w:vAlign w:val="center"/>
           </w:tcPr>
           <w:p>
             <w:pPr>
-              <w:spacing w:before="0" w:after="0"/>
+              <w:spacing w:before="0" w:after="0" w:line="240" w:lineRule="auto"/>
               <w:jc w:val="center"/>
               <w:rPr>
                 <w:rFonts w:hint="eastAsia" w:ascii="宋体" w:hAnsi="宋体" w:eastAsia="宋体" w:cs="宋体"/>
@@ -646,12 +670,12 @@
         </w:tc>
         <w:tc>
           <w:tcPr>
-            <w:tcW w:w="3135" w:type="dxa"/>
+            <w:tcW w:w="3192" w:type="dxa"/>
             <w:vAlign w:val="center"/>
           </w:tcPr>
           <w:p>
             <w:pPr>
-              <w:spacing w:before="0" w:after="0"/>
+              <w:spacing w:before="0" w:after="0" w:line="240" w:lineRule="auto"/>
               <w:jc w:val="center"/>
               <w:rPr>
                 <w:rFonts w:hint="eastAsia" w:ascii="宋体" w:hAnsi="宋体" w:eastAsia="宋体" w:cs="宋体"/>
@@ -673,24 +697,8 @@
     </w:tbl>
     <w:p>
       <w:pPr>
-        <w:jc w:val="both"/>
-        <w:rPr>
-          <w:rFonts w:hint="eastAsia" w:ascii="宋体" w:hAnsi="宋体" w:eastAsia="宋体" w:cs="宋体"/>
-          <w:color w:val="auto"/>
-        </w:rPr>
-      </w:pPr>
-      <w:r>
-        <w:rPr>
-          <w:rFonts w:hint="eastAsia" w:ascii="宋体" w:hAnsi="宋体" w:eastAsia="宋体" w:cs="宋体"/>
-          <w:color w:val="auto"/>
-        </w:rPr>
-        <w:t>不同形式的磨床在砂轮与工件接触方式、适用加工表面等方面有所差异。本次实习重点是通过现场设备认识这种分类方法，而不是对各类机床进行复杂选型。</w:t>
-      </w:r>
-    </w:p>
-    <w:p>
-      <w:pPr>
         <w:pStyle w:val="4"/>
-        <w:spacing w:before="100" w:after="80"/>
+        <w:keepNext/>
         <w:rPr>
           <w:rFonts w:hint="eastAsia" w:ascii="宋体" w:hAnsi="宋体" w:eastAsia="宋体" w:cs="宋体"/>
           <w:color w:val="auto"/>
@@ -706,6 +714,7 @@
     </w:p>
     <w:p>
       <w:pPr>
+        <w:ind w:firstLine="420"/>
         <w:jc w:val="both"/>
         <w:rPr>
           <w:rFonts w:hint="eastAsia" w:ascii="宋体" w:hAnsi="宋体" w:eastAsia="宋体" w:cs="宋体"/>
@@ -715,14 +724,16 @@
       <w:r>
         <w:rPr>
           <w:rFonts w:hint="eastAsia" w:ascii="宋体" w:hAnsi="宋体" w:eastAsia="宋体" w:cs="宋体"/>
+          <w:b w:val="0"/>
           <w:color w:val="auto"/>
         </w:rPr>
-        <w:t>现场讲解将平面磨床划分为床身、工作台、立柱与托板、磨头、电气系统、冷却润滑系统和液压系统七个主要部分。床身是整机基础，并设置供工作台运动的导轨；工作台用于安装工件，现场设备上可见电磁吸盘，工作台沿纵向导轨作往复运动。立柱与托板承担磨头支承和位置调整功能，使磨头能够进行横向及垂直方向的进给。磨头中的砂轮由电机驱动高速旋转，是直接完成磨削的核心工作部件。电气系统负责相关电机和辅助装置的控制；冷却润滑系统由切削液箱、冷却泵、管路和喷嘴等构成，切削液被输送至磨削区，用于冷却工件和砂轮、冲走磨屑并减小热变形，同时导轨和主轴等运动部位还需要保持良好润滑。液压系统则主要承担工作台纵向往复运动的驱动任务。</w:t>
+        <w:t>现场磨床可分为床身、工作台、立柱与托板、磨头、电气系统、冷却润滑系统和液压系统七部分。床身是整机基础，并设置工作台导轨；工作台用于安装工件，现场可见电磁吸盘，并沿纵向导轨往复运动；立柱与托板支承磨头并完成横向、垂直位置调整；磨头中的砂轮完成高速旋转主运动。电气系统负责电机及辅助装置控制；冷却润滑系统通过切削液箱、冷却泵、管路和喷嘴向磨削区供液，起冷却、冲屑和减小热变形作用，同时对导轨、主轴等部位润滑；液压系统主要驱动工作台纵向往复。</w:t>
       </w:r>
     </w:p>
     <w:p>
       <w:pPr>
-        <w:spacing w:before="40" w:after="80"/>
+        <w:keepNext/>
+        <w:spacing w:after="40"/>
         <w:jc w:val="center"/>
         <w:rPr>
           <w:rFonts w:hint="eastAsia" w:ascii="宋体" w:hAnsi="宋体" w:eastAsia="宋体" w:cs="宋体"/>
@@ -732,10 +743,11 @@
       <w:r>
         <w:rPr>
           <w:rFonts w:hint="eastAsia" w:ascii="宋体" w:hAnsi="宋体" w:eastAsia="宋体" w:cs="宋体"/>
+          <w:b/>
           <w:color w:val="auto"/>
           <w:sz w:val="19"/>
         </w:rPr>
-        <w:t>表2  平面磨床七个主要组成部分及作用</w:t>
+        <w:t>表2  平面磨床主要组成及课堂所见作用</w:t>
       </w:r>
     </w:p>
     <w:tbl>
@@ -760,8 +772,8 @@
         </w:tblCellMar>
       </w:tblPr>
       <w:tblGrid>
-        <w:gridCol w:w="4703"/>
-        <w:gridCol w:w="4703"/>
+        <w:gridCol w:w="4788"/>
+        <w:gridCol w:w="4788"/>
       </w:tblGrid>
       <w:tr>
         <w:tblPrEx>
@@ -786,13 +798,13 @@
         </w:trPr>
         <w:tc>
           <w:tcPr>
-            <w:tcW w:w="4703" w:type="dxa"/>
-            <w:shd w:val="clear" w:color="auto" w:fill="D9EAF7"/>
+            <w:tcW w:w="4788" w:type="dxa"/>
+            <w:shd w:val="clear" w:color="auto" w:fill="EDEDED"/>
             <w:vAlign w:val="center"/>
           </w:tcPr>
           <w:p>
             <w:pPr>
-              <w:spacing w:before="0" w:after="0"/>
+              <w:spacing w:before="0" w:after="0" w:line="240" w:lineRule="auto"/>
               <w:jc w:val="center"/>
               <w:rPr>
                 <w:rFonts w:hint="eastAsia" w:ascii="宋体" w:hAnsi="宋体" w:eastAsia="宋体" w:cs="宋体"/>
@@ -804,7 +816,7 @@
                 <w:rFonts w:hint="eastAsia" w:ascii="宋体" w:hAnsi="宋体" w:eastAsia="宋体" w:cs="宋体"/>
                 <w:b/>
                 <w:color w:val="auto"/>
-                <w:sz w:val="20"/>
+                <w:sz w:val="18"/>
               </w:rPr>
               <w:t>组成部分</w:t>
             </w:r>
@@ -812,13 +824,13 @@
         </w:tc>
         <w:tc>
           <w:tcPr>
-            <w:tcW w:w="4703" w:type="dxa"/>
-            <w:shd w:val="clear" w:color="auto" w:fill="D9EAF7"/>
+            <w:tcW w:w="4788" w:type="dxa"/>
+            <w:shd w:val="clear" w:color="auto" w:fill="EDEDED"/>
             <w:vAlign w:val="center"/>
           </w:tcPr>
           <w:p>
             <w:pPr>
-              <w:spacing w:before="0" w:after="0"/>
+              <w:spacing w:before="0" w:after="0" w:line="240" w:lineRule="auto"/>
               <w:jc w:val="center"/>
               <w:rPr>
                 <w:rFonts w:hint="eastAsia" w:ascii="宋体" w:hAnsi="宋体" w:eastAsia="宋体" w:cs="宋体"/>
@@ -830,9 +842,9 @@
                 <w:rFonts w:hint="eastAsia" w:ascii="宋体" w:hAnsi="宋体" w:eastAsia="宋体" w:cs="宋体"/>
                 <w:b/>
                 <w:color w:val="auto"/>
-                <w:sz w:val="20"/>
+                <w:sz w:val="18"/>
               </w:rPr>
-              <w:t>课堂所见主要作用</w:t>
+              <w:t>主要作用</w:t>
             </w:r>
           </w:p>
         </w:tc>
@@ -860,12 +872,12 @@
         </w:trPr>
         <w:tc>
           <w:tcPr>
-            <w:tcW w:w="4703" w:type="dxa"/>
+            <w:tcW w:w="4788" w:type="dxa"/>
             <w:vAlign w:val="center"/>
           </w:tcPr>
           <w:p>
             <w:pPr>
-              <w:spacing w:before="0" w:after="0"/>
+              <w:spacing w:before="0" w:after="0" w:line="240" w:lineRule="auto"/>
               <w:jc w:val="center"/>
               <w:rPr>
                 <w:rFonts w:hint="eastAsia" w:ascii="宋体" w:hAnsi="宋体" w:eastAsia="宋体" w:cs="宋体"/>
@@ -877,7 +889,7 @@
                 <w:rFonts w:hint="eastAsia" w:ascii="宋体" w:hAnsi="宋体" w:eastAsia="宋体" w:cs="宋体"/>
                 <w:b w:val="0"/>
                 <w:color w:val="auto"/>
-                <w:sz w:val="20"/>
+                <w:sz w:val="18"/>
               </w:rPr>
               <w:t>床身</w:t>
             </w:r>
@@ -885,12 +897,12 @@
         </w:tc>
         <w:tc>
           <w:tcPr>
-            <w:tcW w:w="4703" w:type="dxa"/>
+            <w:tcW w:w="4788" w:type="dxa"/>
             <w:vAlign w:val="center"/>
           </w:tcPr>
           <w:p>
             <w:pPr>
-              <w:spacing w:before="0" w:after="0"/>
+              <w:spacing w:before="0" w:after="0" w:line="240" w:lineRule="auto"/>
               <w:jc w:val="center"/>
               <w:rPr>
                 <w:rFonts w:hint="eastAsia" w:ascii="宋体" w:hAnsi="宋体" w:eastAsia="宋体" w:cs="宋体"/>
@@ -902,9 +914,9 @@
                 <w:rFonts w:hint="eastAsia" w:ascii="宋体" w:hAnsi="宋体" w:eastAsia="宋体" w:cs="宋体"/>
                 <w:b w:val="0"/>
                 <w:color w:val="auto"/>
-                <w:sz w:val="20"/>
+                <w:sz w:val="18"/>
               </w:rPr>
-              <w:t>整机基础，设置工作台运动导轨</w:t>
+              <w:t>基础支承，设置工作台导轨</w:t>
             </w:r>
           </w:p>
         </w:tc>
@@ -932,12 +944,12 @@
         </w:trPr>
         <w:tc>
           <w:tcPr>
-            <w:tcW w:w="4703" w:type="dxa"/>
+            <w:tcW w:w="4788" w:type="dxa"/>
             <w:vAlign w:val="center"/>
           </w:tcPr>
           <w:p>
             <w:pPr>
-              <w:spacing w:before="0" w:after="0"/>
+              <w:spacing w:before="0" w:after="0" w:line="240" w:lineRule="auto"/>
               <w:jc w:val="center"/>
               <w:rPr>
                 <w:rFonts w:hint="eastAsia" w:ascii="宋体" w:hAnsi="宋体" w:eastAsia="宋体" w:cs="宋体"/>
@@ -949,7 +961,7 @@
                 <w:rFonts w:hint="eastAsia" w:ascii="宋体" w:hAnsi="宋体" w:eastAsia="宋体" w:cs="宋体"/>
                 <w:b w:val="0"/>
                 <w:color w:val="auto"/>
-                <w:sz w:val="20"/>
+                <w:sz w:val="18"/>
               </w:rPr>
               <w:t>工作台</w:t>
             </w:r>
@@ -957,12 +969,12 @@
         </w:tc>
         <w:tc>
           <w:tcPr>
-            <w:tcW w:w="4703" w:type="dxa"/>
+            <w:tcW w:w="4788" w:type="dxa"/>
             <w:vAlign w:val="center"/>
           </w:tcPr>
           <w:p>
             <w:pPr>
-              <w:spacing w:before="0" w:after="0"/>
+              <w:spacing w:before="0" w:after="0" w:line="240" w:lineRule="auto"/>
               <w:jc w:val="center"/>
               <w:rPr>
                 <w:rFonts w:hint="eastAsia" w:ascii="宋体" w:hAnsi="宋体" w:eastAsia="宋体" w:cs="宋体"/>
@@ -974,9 +986,9 @@
                 <w:rFonts w:hint="eastAsia" w:ascii="宋体" w:hAnsi="宋体" w:eastAsia="宋体" w:cs="宋体"/>
                 <w:b w:val="0"/>
                 <w:color w:val="auto"/>
-                <w:sz w:val="20"/>
+                <w:sz w:val="18"/>
               </w:rPr>
-              <w:t>安装工件并沿纵向作往复运动</w:t>
+              <w:t>安装工件并作纵向往复运动</w:t>
             </w:r>
           </w:p>
         </w:tc>
@@ -1004,12 +1016,12 @@
         </w:trPr>
         <w:tc>
           <w:tcPr>
-            <w:tcW w:w="4703" w:type="dxa"/>
+            <w:tcW w:w="4788" w:type="dxa"/>
             <w:vAlign w:val="center"/>
           </w:tcPr>
           <w:p>
             <w:pPr>
-              <w:spacing w:before="0" w:after="0"/>
+              <w:spacing w:before="0" w:after="0" w:line="240" w:lineRule="auto"/>
               <w:jc w:val="center"/>
               <w:rPr>
                 <w:rFonts w:hint="eastAsia" w:ascii="宋体" w:hAnsi="宋体" w:eastAsia="宋体" w:cs="宋体"/>
@@ -1021,7 +1033,7 @@
                 <w:rFonts w:hint="eastAsia" w:ascii="宋体" w:hAnsi="宋体" w:eastAsia="宋体" w:cs="宋体"/>
                 <w:b w:val="0"/>
                 <w:color w:val="auto"/>
-                <w:sz w:val="20"/>
+                <w:sz w:val="18"/>
               </w:rPr>
               <w:t>立柱与托板</w:t>
             </w:r>
@@ -1029,12 +1041,12 @@
         </w:tc>
         <w:tc>
           <w:tcPr>
-            <w:tcW w:w="4703" w:type="dxa"/>
+            <w:tcW w:w="4788" w:type="dxa"/>
             <w:vAlign w:val="center"/>
           </w:tcPr>
           <w:p>
             <w:pPr>
-              <w:spacing w:before="0" w:after="0"/>
+              <w:spacing w:before="0" w:after="0" w:line="240" w:lineRule="auto"/>
               <w:jc w:val="center"/>
               <w:rPr>
                 <w:rFonts w:hint="eastAsia" w:ascii="宋体" w:hAnsi="宋体" w:eastAsia="宋体" w:cs="宋体"/>
@@ -1046,9 +1058,9 @@
                 <w:rFonts w:hint="eastAsia" w:ascii="宋体" w:hAnsi="宋体" w:eastAsia="宋体" w:cs="宋体"/>
                 <w:b w:val="0"/>
                 <w:color w:val="auto"/>
-                <w:sz w:val="20"/>
+                <w:sz w:val="18"/>
               </w:rPr>
-              <w:t>支承磨头并实现横向、垂直方向位置调整</w:t>
+              <w:t>支承磨头并实现横向、垂直进给</w:t>
             </w:r>
           </w:p>
         </w:tc>
@@ -1076,12 +1088,12 @@
         </w:trPr>
         <w:tc>
           <w:tcPr>
-            <w:tcW w:w="4703" w:type="dxa"/>
+            <w:tcW w:w="4788" w:type="dxa"/>
             <w:vAlign w:val="center"/>
           </w:tcPr>
           <w:p>
             <w:pPr>
-              <w:spacing w:before="0" w:after="0"/>
+              <w:spacing w:before="0" w:after="0" w:line="240" w:lineRule="auto"/>
               <w:jc w:val="center"/>
               <w:rPr>
                 <w:rFonts w:hint="eastAsia" w:ascii="宋体" w:hAnsi="宋体" w:eastAsia="宋体" w:cs="宋体"/>
@@ -1093,7 +1105,7 @@
                 <w:rFonts w:hint="eastAsia" w:ascii="宋体" w:hAnsi="宋体" w:eastAsia="宋体" w:cs="宋体"/>
                 <w:b w:val="0"/>
                 <w:color w:val="auto"/>
-                <w:sz w:val="20"/>
+                <w:sz w:val="18"/>
               </w:rPr>
               <w:t>磨头</w:t>
             </w:r>
@@ -1101,12 +1113,12 @@
         </w:tc>
         <w:tc>
           <w:tcPr>
-            <w:tcW w:w="4703" w:type="dxa"/>
+            <w:tcW w:w="4788" w:type="dxa"/>
             <w:vAlign w:val="center"/>
           </w:tcPr>
           <w:p>
             <w:pPr>
-              <w:spacing w:before="0" w:after="0"/>
+              <w:spacing w:before="0" w:after="0" w:line="240" w:lineRule="auto"/>
               <w:jc w:val="center"/>
               <w:rPr>
                 <w:rFonts w:hint="eastAsia" w:ascii="宋体" w:hAnsi="宋体" w:eastAsia="宋体" w:cs="宋体"/>
@@ -1118,7 +1130,7 @@
                 <w:rFonts w:hint="eastAsia" w:ascii="宋体" w:hAnsi="宋体" w:eastAsia="宋体" w:cs="宋体"/>
                 <w:b w:val="0"/>
                 <w:color w:val="auto"/>
-                <w:sz w:val="20"/>
+                <w:sz w:val="18"/>
               </w:rPr>
               <w:t>安装砂轮，完成高速旋转主运动</w:t>
             </w:r>
@@ -1148,12 +1160,12 @@
         </w:trPr>
         <w:tc>
           <w:tcPr>
-            <w:tcW w:w="4703" w:type="dxa"/>
+            <w:tcW w:w="4788" w:type="dxa"/>
             <w:vAlign w:val="center"/>
           </w:tcPr>
           <w:p>
             <w:pPr>
-              <w:spacing w:before="0" w:after="0"/>
+              <w:spacing w:before="0" w:after="0" w:line="240" w:lineRule="auto"/>
               <w:jc w:val="center"/>
               <w:rPr>
                 <w:rFonts w:hint="eastAsia" w:ascii="宋体" w:hAnsi="宋体" w:eastAsia="宋体" w:cs="宋体"/>
@@ -1165,7 +1177,7 @@
                 <w:rFonts w:hint="eastAsia" w:ascii="宋体" w:hAnsi="宋体" w:eastAsia="宋体" w:cs="宋体"/>
                 <w:b w:val="0"/>
                 <w:color w:val="auto"/>
-                <w:sz w:val="20"/>
+                <w:sz w:val="18"/>
               </w:rPr>
               <w:t>电气系统</w:t>
             </w:r>
@@ -1173,12 +1185,12 @@
         </w:tc>
         <w:tc>
           <w:tcPr>
-            <w:tcW w:w="4703" w:type="dxa"/>
+            <w:tcW w:w="4788" w:type="dxa"/>
             <w:vAlign w:val="center"/>
           </w:tcPr>
           <w:p>
             <w:pPr>
-              <w:spacing w:before="0" w:after="0"/>
+              <w:spacing w:before="0" w:after="0" w:line="240" w:lineRule="auto"/>
               <w:jc w:val="center"/>
               <w:rPr>
                 <w:rFonts w:hint="eastAsia" w:ascii="宋体" w:hAnsi="宋体" w:eastAsia="宋体" w:cs="宋体"/>
@@ -1190,9 +1202,9 @@
                 <w:rFonts w:hint="eastAsia" w:ascii="宋体" w:hAnsi="宋体" w:eastAsia="宋体" w:cs="宋体"/>
                 <w:b w:val="0"/>
                 <w:color w:val="auto"/>
-                <w:sz w:val="20"/>
+                <w:sz w:val="18"/>
               </w:rPr>
-              <w:t>控制电机及相关辅助装置</w:t>
+              <w:t>控制电机及辅助装置</w:t>
             </w:r>
           </w:p>
         </w:tc>
@@ -1220,12 +1232,12 @@
         </w:trPr>
         <w:tc>
           <w:tcPr>
-            <w:tcW w:w="4703" w:type="dxa"/>
+            <w:tcW w:w="4788" w:type="dxa"/>
             <w:vAlign w:val="center"/>
           </w:tcPr>
           <w:p>
             <w:pPr>
-              <w:spacing w:before="0" w:after="0"/>
+              <w:spacing w:before="0" w:after="0" w:line="240" w:lineRule="auto"/>
               <w:jc w:val="center"/>
               <w:rPr>
                 <w:rFonts w:hint="eastAsia" w:ascii="宋体" w:hAnsi="宋体" w:eastAsia="宋体" w:cs="宋体"/>
@@ -1237,7 +1249,7 @@
                 <w:rFonts w:hint="eastAsia" w:ascii="宋体" w:hAnsi="宋体" w:eastAsia="宋体" w:cs="宋体"/>
                 <w:b w:val="0"/>
                 <w:color w:val="auto"/>
-                <w:sz w:val="20"/>
+                <w:sz w:val="18"/>
               </w:rPr>
               <w:t>冷却润滑系统</w:t>
             </w:r>
@@ -1245,12 +1257,12 @@
         </w:tc>
         <w:tc>
           <w:tcPr>
-            <w:tcW w:w="4703" w:type="dxa"/>
+            <w:tcW w:w="4788" w:type="dxa"/>
             <w:vAlign w:val="center"/>
           </w:tcPr>
           <w:p>
             <w:pPr>
-              <w:spacing w:before="0" w:after="0"/>
+              <w:spacing w:before="0" w:after="0" w:line="240" w:lineRule="auto"/>
               <w:jc w:val="center"/>
               <w:rPr>
                 <w:rFonts w:hint="eastAsia" w:ascii="宋体" w:hAnsi="宋体" w:eastAsia="宋体" w:cs="宋体"/>
@@ -1262,9 +1274,9 @@
                 <w:rFonts w:hint="eastAsia" w:ascii="宋体" w:hAnsi="宋体" w:eastAsia="宋体" w:cs="宋体"/>
                 <w:b w:val="0"/>
                 <w:color w:val="auto"/>
-                <w:sz w:val="20"/>
+                <w:sz w:val="18"/>
               </w:rPr>
-              <w:t>冷却磨削区、冲走磨屑并对运动部位润滑</w:t>
+              <w:t>冷却、冲屑、防热变形并润滑</w:t>
             </w:r>
           </w:p>
         </w:tc>
@@ -1292,12 +1304,12 @@
         </w:trPr>
         <w:tc>
           <w:tcPr>
-            <w:tcW w:w="4703" w:type="dxa"/>
+            <w:tcW w:w="4788" w:type="dxa"/>
             <w:vAlign w:val="center"/>
           </w:tcPr>
           <w:p>
             <w:pPr>
-              <w:spacing w:before="0" w:after="0"/>
+              <w:spacing w:before="0" w:after="0" w:line="240" w:lineRule="auto"/>
               <w:jc w:val="center"/>
               <w:rPr>
                 <w:rFonts w:hint="eastAsia" w:ascii="宋体" w:hAnsi="宋体" w:eastAsia="宋体" w:cs="宋体"/>
@@ -1309,7 +1321,7 @@
                 <w:rFonts w:hint="eastAsia" w:ascii="宋体" w:hAnsi="宋体" w:eastAsia="宋体" w:cs="宋体"/>
                 <w:b w:val="0"/>
                 <w:color w:val="auto"/>
-                <w:sz w:val="20"/>
+                <w:sz w:val="18"/>
               </w:rPr>
               <w:t>液压系统</w:t>
             </w:r>
@@ -1317,12 +1329,12 @@
         </w:tc>
         <w:tc>
           <w:tcPr>
-            <w:tcW w:w="4703" w:type="dxa"/>
+            <w:tcW w:w="4788" w:type="dxa"/>
             <w:vAlign w:val="center"/>
           </w:tcPr>
           <w:p>
             <w:pPr>
-              <w:spacing w:before="0" w:after="0"/>
+              <w:spacing w:before="0" w:after="0" w:line="240" w:lineRule="auto"/>
               <w:jc w:val="center"/>
               <w:rPr>
                 <w:rFonts w:hint="eastAsia" w:ascii="宋体" w:hAnsi="宋体" w:eastAsia="宋体" w:cs="宋体"/>
@@ -1334,9 +1346,9 @@
                 <w:rFonts w:hint="eastAsia" w:ascii="宋体" w:hAnsi="宋体" w:eastAsia="宋体" w:cs="宋体"/>
                 <w:b w:val="0"/>
                 <w:color w:val="auto"/>
-                <w:sz w:val="20"/>
+                <w:sz w:val="18"/>
               </w:rPr>
-              <w:t>驱动工作台纵向往复运动</w:t>
+              <w:t>驱动工作台纵向往复</w:t>
             </w:r>
           </w:p>
         </w:tc>
@@ -1345,6 +1357,7 @@
     <w:p>
       <w:pPr>
         <w:keepNext/>
+        <w:spacing w:before="60"/>
         <w:jc w:val="center"/>
         <w:rPr>
           <w:rFonts w:hint="eastAsia" w:ascii="宋体" w:hAnsi="宋体" w:eastAsia="宋体" w:cs="宋体"/>
@@ -1358,8 +1371,8 @@
         </w:rPr>
         <w:drawing>
           <wp:inline distT="0" distB="0" distL="114300" distR="114300">
-            <wp:extent cx="5111750" cy="2634615"/>
-            <wp:effectExtent l="0" t="0" r="6350" b="6985"/>
+            <wp:extent cx="5897880" cy="2428875"/>
+            <wp:effectExtent l="0" t="0" r="7620" b="9525"/>
             <wp:docPr id="1" name="Picture 1"/>
             <wp:cNvGraphicFramePr>
               <a:graphicFrameLocks xmlns:a="http://schemas.openxmlformats.org/drawingml/2006/main" noChangeAspect="1"/>
@@ -1382,7 +1395,7 @@
                   <pic:spPr>
                     <a:xfrm>
                       <a:off x="0" y="0"/>
-                      <a:ext cx="5112000" cy="2634664"/>
+                      <a:ext cx="5897880" cy="2429501"/>
                     </a:xfrm>
                     <a:prstGeom prst="rect">
                       <a:avLst/>
@@ -1397,7 +1410,7 @@
     </w:p>
     <w:p>
       <w:pPr>
-        <w:spacing w:before="40" w:after="80"/>
+        <w:spacing w:before="40" w:after="60"/>
         <w:jc w:val="center"/>
         <w:rPr>
           <w:rFonts w:hint="eastAsia" w:ascii="宋体" w:hAnsi="宋体" w:eastAsia="宋体" w:cs="宋体"/>
@@ -1408,15 +1421,15 @@
         <w:rPr>
           <w:rFonts w:hint="eastAsia" w:ascii="宋体" w:hAnsi="宋体" w:eastAsia="宋体" w:cs="宋体"/>
           <w:color w:val="auto"/>
-          <w:sz w:val="19"/>
+          <w:sz w:val="18"/>
         </w:rPr>
-        <w:t>图1  平面磨床主要结构与四种运动关系简图</w:t>
+        <w:t>图1  平面磨床主要结构与四种运动关系简图（适合手绘复现）</w:t>
       </w:r>
     </w:p>
     <w:p>
       <w:pPr>
         <w:pStyle w:val="3"/>
-        <w:spacing w:before="160" w:after="80"/>
+        <w:keepNext/>
         <w:rPr>
           <w:rFonts w:hint="eastAsia" w:ascii="宋体" w:hAnsi="宋体" w:eastAsia="宋体" w:cs="宋体"/>
           <w:color w:val="auto"/>
@@ -1426,12 +1439,21 @@
         <w:rPr>
           <w:rFonts w:hint="eastAsia" w:ascii="宋体" w:hAnsi="宋体" w:eastAsia="宋体" w:cs="宋体"/>
           <w:color w:val="auto"/>
+          <w:lang w:val="en-US" w:eastAsia="zh-CN"/>
         </w:rPr>
-        <w:t>四、平面磨床的四种运动及其配合</w:t>
+        <w:t>三</w:t>
+      </w:r>
+      <w:r>
+        <w:rPr>
+          <w:rFonts w:hint="eastAsia" w:ascii="宋体" w:hAnsi="宋体" w:eastAsia="宋体" w:cs="宋体"/>
+          <w:color w:val="auto"/>
+        </w:rPr>
+        <w:t>、平面磨床的四种运动及其配合</w:t>
       </w:r>
     </w:p>
     <w:p>
       <w:pPr>
+        <w:ind w:firstLine="420"/>
         <w:jc w:val="both"/>
         <w:rPr>
           <w:rFonts w:hint="eastAsia" w:ascii="宋体" w:hAnsi="宋体" w:eastAsia="宋体" w:cs="宋体"/>
@@ -1441,75 +1463,10 @@
       <w:r>
         <w:rPr>
           <w:rFonts w:hint="eastAsia" w:ascii="宋体" w:hAnsi="宋体" w:eastAsia="宋体" w:cs="宋体"/>
+          <w:b w:val="0"/>
           <w:color w:val="auto"/>
         </w:rPr>
-        <w:t>平面磨床完成一个平面的磨削，需要四种运动相互配合。第一是砂轮高速旋转，这是磨削的主运动；第二是工作台带动工件沿纵向作往复运动，使砂轮能够沿工件长度方向连续磨削；第三是磨头横向进给，当一个纵向行程完成后，磨头在横向移动一定距离，再进行下一次纵向磨削，从而逐步覆盖整个工件宽度；第四是磨头垂直进给，用于调整砂轮与工件之间的位置并控制磨削深度。由此可以把整个过程概括为“砂轮高速旋转—工作台往复—横向逐次进给—垂直调整深度”。这四种运动不是彼此独立的，只有按一定顺序和进给量配合，才能逐步完成整个平面的精加工。</w:t>
-      </w:r>
-    </w:p>
-    <w:p>
-      <w:pPr>
-        <w:pStyle w:val="3"/>
-        <w:spacing w:before="160" w:after="80"/>
-        <w:rPr>
-          <w:rFonts w:hint="eastAsia" w:ascii="宋体" w:hAnsi="宋体" w:eastAsia="宋体" w:cs="宋体"/>
-          <w:color w:val="auto"/>
-        </w:rPr>
-      </w:pPr>
-      <w:r>
-        <w:rPr>
-          <w:rFonts w:hint="eastAsia" w:ascii="宋体" w:hAnsi="宋体" w:eastAsia="宋体" w:cs="宋体"/>
-          <w:color w:val="auto"/>
-        </w:rPr>
-        <w:t>五、工作台液压传动系统</w:t>
-      </w:r>
-    </w:p>
-    <w:p>
-      <w:pPr>
-        <w:pStyle w:val="4"/>
-        <w:spacing w:before="100" w:after="80"/>
-        <w:rPr>
-          <w:rFonts w:hint="eastAsia" w:ascii="宋体" w:hAnsi="宋体" w:eastAsia="宋体" w:cs="宋体"/>
-          <w:color w:val="auto"/>
-        </w:rPr>
-      </w:pPr>
-      <w:r>
-        <w:rPr>
-          <w:rFonts w:hint="eastAsia" w:ascii="宋体" w:hAnsi="宋体" w:eastAsia="宋体" w:cs="宋体"/>
-          <w:color w:val="auto"/>
-        </w:rPr>
-        <w:t>（一）系统组成及工作过程</w:t>
-      </w:r>
-    </w:p>
-    <w:p>
-      <w:pPr>
-        <w:jc w:val="both"/>
-        <w:rPr>
-          <w:rFonts w:hint="eastAsia" w:ascii="宋体" w:hAnsi="宋体" w:eastAsia="宋体" w:cs="宋体"/>
-          <w:color w:val="auto"/>
-        </w:rPr>
-      </w:pPr>
-      <w:r>
-        <w:rPr>
-          <w:rFonts w:hint="eastAsia" w:ascii="宋体" w:hAnsi="宋体" w:eastAsia="宋体" w:cs="宋体"/>
-          <w:color w:val="auto"/>
-        </w:rPr>
-        <w:t>本节课的重点之一是磨床工作台液压传动。工作台需要频繁、平稳地往复运动，而液压传动以具有压力的油液作为传递动力的工作介质，能够实现较平稳的运动、方便换向，并可通过调节流量改变运动速度。课堂展示的简化系统主要包括油箱、过滤器、液压泵、节流阀、换向阀、安全阀、液压缸以及连接管路等。</w:t>
-      </w:r>
-    </w:p>
-    <w:p>
-      <w:pPr>
-        <w:jc w:val="both"/>
-        <w:rPr>
-          <w:rFonts w:hint="eastAsia" w:ascii="宋体" w:hAnsi="宋体" w:eastAsia="宋体" w:cs="宋体"/>
-          <w:color w:val="auto"/>
-        </w:rPr>
-      </w:pPr>
-      <w:r>
-        <w:rPr>
-          <w:rFonts w:hint="eastAsia" w:ascii="宋体" w:hAnsi="宋体" w:eastAsia="宋体" w:cs="宋体"/>
-          <w:color w:val="auto"/>
-        </w:rPr>
-        <w:t>系统工作时，电动机首先驱动液压泵从油箱吸油。油液经过过滤后进入液压泵并形成压力油，压力油经管路和控制元件进入液压缸的一侧腔室，推动活塞运动，活塞再带动工作台移动；液压缸另一侧腔室中的油液则经换向阀和回油管返回油箱。当换向阀阀芯位置改变时，压力油改从液压缸另一侧进入，活塞受力方向随之改变，工作台便实现反向运动。通过不断改变换向阀工作位置，即可形成工作台的往复运动。</w:t>
+        <w:t>平面磨床完成一个平面的磨削，需要四种运动相互配合：①砂轮高速旋转，为磨削主运动；②工作台带动工件沿纵向往复，使砂轮沿工件长度方向连续磨削；③一个纵向行程后，磨头横向进给一定距离，使砂轮逐步覆盖工件宽度；④磨头垂直进给，调整砂轮与工件位置并控制磨削深度。实际加工时，砂轮持续旋转，工作台反复往返，横向进给逐步覆盖表面，再按加工余量进行垂直进给，由四种运动共同完成整个平面的磨削。</w:t>
       </w:r>
     </w:p>
     <w:p>
@@ -1528,8 +1485,8 @@
         </w:rPr>
         <w:drawing>
           <wp:inline distT="0" distB="0" distL="114300" distR="114300">
-            <wp:extent cx="5399405" cy="3055620"/>
-            <wp:effectExtent l="0" t="0" r="10795" b="5080"/>
+            <wp:extent cx="5897880" cy="1423035"/>
+            <wp:effectExtent l="0" t="0" r="7620" b="12065"/>
             <wp:docPr id="2" name="Picture 2"/>
             <wp:cNvGraphicFramePr>
               <a:graphicFrameLocks xmlns:a="http://schemas.openxmlformats.org/drawingml/2006/main" noChangeAspect="1"/>
@@ -1552,7 +1509,7 @@
                   <pic:spPr>
                     <a:xfrm>
                       <a:off x="0" y="0"/>
-                      <a:ext cx="5400000" cy="3055949"/>
+                      <a:ext cx="5897880" cy="1423344"/>
                     </a:xfrm>
                     <a:prstGeom prst="rect">
                       <a:avLst/>
@@ -1567,7 +1524,7 @@
     </w:p>
     <w:p>
       <w:pPr>
-        <w:spacing w:before="40" w:after="80"/>
+        <w:spacing w:before="40" w:after="60"/>
         <w:jc w:val="center"/>
         <w:rPr>
           <w:rFonts w:hint="eastAsia" w:ascii="宋体" w:hAnsi="宋体" w:eastAsia="宋体" w:cs="宋体"/>
@@ -1578,15 +1535,146 @@
         <w:rPr>
           <w:rFonts w:hint="eastAsia" w:ascii="宋体" w:hAnsi="宋体" w:eastAsia="宋体" w:cs="宋体"/>
           <w:color w:val="auto"/>
-          <w:sz w:val="19"/>
+          <w:sz w:val="18"/>
         </w:rPr>
-        <w:t>图2  平面磨床工作台液压传动原理简图（依据课堂讲解整理）</w:t>
+        <w:t>图2  四种运动配合流程简图</w:t>
+      </w:r>
+    </w:p>
+    <w:p>
+      <w:pPr>
+        <w:pStyle w:val="3"/>
+        <w:keepNext/>
+        <w:rPr>
+          <w:rFonts w:hint="eastAsia" w:ascii="宋体" w:hAnsi="宋体" w:eastAsia="宋体" w:cs="宋体"/>
+          <w:color w:val="auto"/>
+        </w:rPr>
+      </w:pPr>
+      <w:r>
+        <w:rPr>
+          <w:rFonts w:hint="eastAsia" w:ascii="宋体" w:hAnsi="宋体" w:eastAsia="宋体" w:cs="宋体"/>
+          <w:color w:val="auto"/>
+          <w:lang w:val="en-US" w:eastAsia="zh-CN"/>
+        </w:rPr>
+        <w:t>四</w:t>
+      </w:r>
+      <w:r>
+        <w:rPr>
+          <w:rFonts w:hint="eastAsia" w:ascii="宋体" w:hAnsi="宋体" w:eastAsia="宋体" w:cs="宋体"/>
+          <w:color w:val="auto"/>
+        </w:rPr>
+        <w:t>、工作台液压传动系统</w:t>
       </w:r>
     </w:p>
     <w:p>
       <w:pPr>
         <w:pStyle w:val="4"/>
-        <w:spacing w:before="100" w:after="80"/>
+        <w:keepNext/>
+        <w:rPr>
+          <w:rFonts w:hint="eastAsia" w:ascii="宋体" w:hAnsi="宋体" w:eastAsia="宋体" w:cs="宋体"/>
+          <w:color w:val="auto"/>
+        </w:rPr>
+      </w:pPr>
+      <w:r>
+        <w:rPr>
+          <w:rFonts w:hint="eastAsia" w:ascii="宋体" w:hAnsi="宋体" w:eastAsia="宋体" w:cs="宋体"/>
+          <w:color w:val="auto"/>
+        </w:rPr>
+        <w:t>（一）系统组成与往复运动原理</w:t>
+      </w:r>
+    </w:p>
+    <w:p>
+      <w:pPr>
+        <w:ind w:firstLine="420"/>
+        <w:jc w:val="both"/>
+        <w:rPr>
+          <w:rFonts w:hint="eastAsia" w:ascii="宋体" w:hAnsi="宋体" w:eastAsia="宋体" w:cs="宋体"/>
+          <w:color w:val="auto"/>
+        </w:rPr>
+      </w:pPr>
+      <w:r>
+        <w:rPr>
+          <w:rFonts w:hint="eastAsia" w:ascii="宋体" w:hAnsi="宋体" w:eastAsia="宋体" w:cs="宋体"/>
+          <w:b w:val="0"/>
+          <w:color w:val="auto"/>
+        </w:rPr>
+        <w:t>工作台需要频繁而平稳地往复运动，课堂重点介绍了液压传动。简化系统由油箱、过滤器、液压泵、节流阀、换向阀、安全阀、液压缸和管路等组成。工作时，电动机带动液压泵从油箱吸油，经过滤后形成压力油；压力油经控制元件进入液压缸一侧腔室，推动活塞并带动工作台移动，另一腔油液经换向阀回到油箱。换向阀改变位置后，压力油进入液压缸另一侧，活塞受力方向改变，从而实现工作台换向。</w:t>
+      </w:r>
+    </w:p>
+    <w:p>
+      <w:pPr>
+        <w:keepNext/>
+        <w:jc w:val="center"/>
+        <w:rPr>
+          <w:rFonts w:hint="eastAsia" w:ascii="宋体" w:hAnsi="宋体" w:eastAsia="宋体" w:cs="宋体"/>
+          <w:color w:val="auto"/>
+        </w:rPr>
+      </w:pPr>
+      <w:r>
+        <w:rPr>
+          <w:rFonts w:hint="eastAsia" w:ascii="宋体" w:hAnsi="宋体" w:eastAsia="宋体" w:cs="宋体"/>
+          <w:color w:val="auto"/>
+        </w:rPr>
+        <w:drawing>
+          <wp:inline distT="0" distB="0" distL="114300" distR="114300">
+            <wp:extent cx="5897880" cy="2150745"/>
+            <wp:effectExtent l="0" t="0" r="7620" b="8255"/>
+            <wp:docPr id="3" name="Picture 3"/>
+            <wp:cNvGraphicFramePr>
+              <a:graphicFrameLocks xmlns:a="http://schemas.openxmlformats.org/drawingml/2006/main" noChangeAspect="1"/>
+            </wp:cNvGraphicFramePr>
+            <a:graphic xmlns:a="http://schemas.openxmlformats.org/drawingml/2006/main">
+              <a:graphicData uri="http://schemas.openxmlformats.org/drawingml/2006/picture">
+                <pic:pic xmlns:pic="http://schemas.openxmlformats.org/drawingml/2006/picture">
+                  <pic:nvPicPr>
+                    <pic:cNvPr id="3" name="Picture 3"/>
+                    <pic:cNvPicPr>
+                      <a:picLocks noChangeAspect="1"/>
+                    </pic:cNvPicPr>
+                  </pic:nvPicPr>
+                  <pic:blipFill>
+                    <a:blip r:embed="rId9"/>
+                    <a:stretch>
+                      <a:fillRect/>
+                    </a:stretch>
+                  </pic:blipFill>
+                  <pic:spPr>
+                    <a:xfrm>
+                      <a:off x="0" y="0"/>
+                      <a:ext cx="5897880" cy="2151376"/>
+                    </a:xfrm>
+                    <a:prstGeom prst="rect">
+                      <a:avLst/>
+                    </a:prstGeom>
+                  </pic:spPr>
+                </pic:pic>
+              </a:graphicData>
+            </a:graphic>
+          </wp:inline>
+        </w:drawing>
+      </w:r>
+    </w:p>
+    <w:p>
+      <w:pPr>
+        <w:spacing w:before="40" w:after="60"/>
+        <w:jc w:val="center"/>
+        <w:rPr>
+          <w:rFonts w:hint="eastAsia" w:ascii="宋体" w:hAnsi="宋体" w:eastAsia="宋体" w:cs="宋体"/>
+          <w:color w:val="auto"/>
+        </w:rPr>
+      </w:pPr>
+      <w:r>
+        <w:rPr>
+          <w:rFonts w:hint="eastAsia" w:ascii="宋体" w:hAnsi="宋体" w:eastAsia="宋体" w:cs="宋体"/>
+          <w:color w:val="auto"/>
+          <w:sz w:val="18"/>
+        </w:rPr>
+        <w:t>图3  平面磨床工作台液压传动原理简图</w:t>
+      </w:r>
+    </w:p>
+    <w:p>
+      <w:pPr>
+        <w:pStyle w:val="4"/>
+        <w:keepNext/>
         <w:rPr>
           <w:rFonts w:hint="eastAsia" w:ascii="宋体" w:hAnsi="宋体" w:eastAsia="宋体" w:cs="宋体"/>
           <w:color w:val="auto"/>
@@ -1602,6 +1690,7 @@
     </w:p>
     <w:p>
       <w:pPr>
+        <w:ind w:firstLine="420"/>
         <w:jc w:val="both"/>
         <w:rPr>
           <w:rFonts w:hint="eastAsia" w:ascii="宋体" w:hAnsi="宋体" w:eastAsia="宋体" w:cs="宋体"/>
@@ -1611,14 +1700,16 @@
       <w:r>
         <w:rPr>
           <w:rFonts w:hint="eastAsia" w:ascii="宋体" w:hAnsi="宋体" w:eastAsia="宋体" w:cs="宋体"/>
+          <w:b w:val="0"/>
           <w:color w:val="auto"/>
         </w:rPr>
-        <w:t>液压系统中几个控制元件的作用必须区分清楚。换向阀改变油液流动方向，决定工作台向哪个方向运动；节流阀改变进入液压缸的油液流量，节流口开度较大时流量增加，工作台运动较快，开度减小时运动速度降低；安全阀主要用于控制和限制系统压力。当工作阻力变化或低速运动时出现多余流量，油液压力升高到设定程度后，可经安全阀回到油箱，从而防止压力过高并对系统起保护作用。由此可见，方向、速度和压力分别由不同控制元件承担，三者共同保证工作台按要求运行。</w:t>
+        <w:t>液压系统中三个控制元件的作用必须区分：换向阀改变油液流动方向，决定工作台运动方向；节流阀改变进入液压缸的流量，开口越大流量越大、工作台速度越快，开口减小时速度降低；安全阀用于控制和限制系统压力，当压力达到设定值时使部分油液回流，兼有压力调节和过载保护作用。</w:t>
       </w:r>
     </w:p>
     <w:p>
       <w:pPr>
-        <w:spacing w:before="40" w:after="80"/>
+        <w:keepNext/>
+        <w:spacing w:after="40"/>
         <w:jc w:val="center"/>
         <w:rPr>
           <w:rFonts w:hint="eastAsia" w:ascii="宋体" w:hAnsi="宋体" w:eastAsia="宋体" w:cs="宋体"/>
@@ -1628,6 +1719,7 @@
       <w:r>
         <w:rPr>
           <w:rFonts w:hint="eastAsia" w:ascii="宋体" w:hAnsi="宋体" w:eastAsia="宋体" w:cs="宋体"/>
+          <w:b/>
           <w:color w:val="auto"/>
           <w:sz w:val="19"/>
         </w:rPr>
@@ -1656,9 +1748,9 @@
         </w:tblCellMar>
       </w:tblPr>
       <w:tblGrid>
-        <w:gridCol w:w="3135"/>
-        <w:gridCol w:w="3135"/>
-        <w:gridCol w:w="3135"/>
+        <w:gridCol w:w="3192"/>
+        <w:gridCol w:w="3192"/>
+        <w:gridCol w:w="3192"/>
       </w:tblGrid>
       <w:tr>
         <w:tblPrEx>
@@ -1683,13 +1775,13 @@
         </w:trPr>
         <w:tc>
           <w:tcPr>
-            <w:tcW w:w="3135" w:type="dxa"/>
-            <w:shd w:val="clear" w:color="auto" w:fill="D9EAF7"/>
+            <w:tcW w:w="3192" w:type="dxa"/>
+            <w:shd w:val="clear" w:color="auto" w:fill="EDEDED"/>
             <w:vAlign w:val="center"/>
           </w:tcPr>
           <w:p>
             <w:pPr>
-              <w:spacing w:before="0" w:after="0"/>
+              <w:spacing w:before="0" w:after="0" w:line="240" w:lineRule="auto"/>
               <w:jc w:val="center"/>
               <w:rPr>
                 <w:rFonts w:hint="eastAsia" w:ascii="宋体" w:hAnsi="宋体" w:eastAsia="宋体" w:cs="宋体"/>
@@ -1701,7 +1793,7 @@
                 <w:rFonts w:hint="eastAsia" w:ascii="宋体" w:hAnsi="宋体" w:eastAsia="宋体" w:cs="宋体"/>
                 <w:b/>
                 <w:color w:val="auto"/>
-                <w:sz w:val="20"/>
+                <w:sz w:val="18"/>
               </w:rPr>
               <w:t>控制元件</w:t>
             </w:r>
@@ -1709,13 +1801,13 @@
         </w:tc>
         <w:tc>
           <w:tcPr>
-            <w:tcW w:w="3135" w:type="dxa"/>
-            <w:shd w:val="clear" w:color="auto" w:fill="D9EAF7"/>
+            <w:tcW w:w="3192" w:type="dxa"/>
+            <w:shd w:val="clear" w:color="auto" w:fill="EDEDED"/>
             <w:vAlign w:val="center"/>
           </w:tcPr>
           <w:p>
             <w:pPr>
-              <w:spacing w:before="0" w:after="0"/>
+              <w:spacing w:before="0" w:after="0" w:line="240" w:lineRule="auto"/>
               <w:jc w:val="center"/>
               <w:rPr>
                 <w:rFonts w:hint="eastAsia" w:ascii="宋体" w:hAnsi="宋体" w:eastAsia="宋体" w:cs="宋体"/>
@@ -1727,21 +1819,21 @@
                 <w:rFonts w:hint="eastAsia" w:ascii="宋体" w:hAnsi="宋体" w:eastAsia="宋体" w:cs="宋体"/>
                 <w:b/>
                 <w:color w:val="auto"/>
-                <w:sz w:val="20"/>
+                <w:sz w:val="18"/>
               </w:rPr>
-              <w:t>主要控制对象</w:t>
+              <w:t>控制对象</w:t>
             </w:r>
           </w:p>
         </w:tc>
         <w:tc>
           <w:tcPr>
-            <w:tcW w:w="3135" w:type="dxa"/>
-            <w:shd w:val="clear" w:color="auto" w:fill="D9EAF7"/>
+            <w:tcW w:w="3192" w:type="dxa"/>
+            <w:shd w:val="clear" w:color="auto" w:fill="EDEDED"/>
             <w:vAlign w:val="center"/>
           </w:tcPr>
           <w:p>
             <w:pPr>
-              <w:spacing w:before="0" w:after="0"/>
+              <w:spacing w:before="0" w:after="0" w:line="240" w:lineRule="auto"/>
               <w:jc w:val="center"/>
               <w:rPr>
                 <w:rFonts w:hint="eastAsia" w:ascii="宋体" w:hAnsi="宋体" w:eastAsia="宋体" w:cs="宋体"/>
@@ -1753,9 +1845,9 @@
                 <w:rFonts w:hint="eastAsia" w:ascii="宋体" w:hAnsi="宋体" w:eastAsia="宋体" w:cs="宋体"/>
                 <w:b/>
                 <w:color w:val="auto"/>
-                <w:sz w:val="20"/>
+                <w:sz w:val="18"/>
               </w:rPr>
-              <w:t>对工作台运动的影响</w:t>
+              <w:t>作用结果</w:t>
             </w:r>
           </w:p>
         </w:tc>
@@ -1783,12 +1875,12 @@
         </w:trPr>
         <w:tc>
           <w:tcPr>
-            <w:tcW w:w="3135" w:type="dxa"/>
+            <w:tcW w:w="3192" w:type="dxa"/>
             <w:vAlign w:val="center"/>
           </w:tcPr>
           <w:p>
             <w:pPr>
-              <w:spacing w:before="0" w:after="0"/>
+              <w:spacing w:before="0" w:after="0" w:line="240" w:lineRule="auto"/>
               <w:jc w:val="center"/>
               <w:rPr>
                 <w:rFonts w:hint="eastAsia" w:ascii="宋体" w:hAnsi="宋体" w:eastAsia="宋体" w:cs="宋体"/>
@@ -1800,7 +1892,7 @@
                 <w:rFonts w:hint="eastAsia" w:ascii="宋体" w:hAnsi="宋体" w:eastAsia="宋体" w:cs="宋体"/>
                 <w:b w:val="0"/>
                 <w:color w:val="auto"/>
-                <w:sz w:val="20"/>
+                <w:sz w:val="18"/>
               </w:rPr>
               <w:t>换向阀</w:t>
             </w:r>
@@ -1808,12 +1900,12 @@
         </w:tc>
         <w:tc>
           <w:tcPr>
-            <w:tcW w:w="3135" w:type="dxa"/>
+            <w:tcW w:w="3192" w:type="dxa"/>
             <w:vAlign w:val="center"/>
           </w:tcPr>
           <w:p>
             <w:pPr>
-              <w:spacing w:before="0" w:after="0"/>
+              <w:spacing w:before="0" w:after="0" w:line="240" w:lineRule="auto"/>
               <w:jc w:val="center"/>
               <w:rPr>
                 <w:rFonts w:hint="eastAsia" w:ascii="宋体" w:hAnsi="宋体" w:eastAsia="宋体" w:cs="宋体"/>
@@ -1825,7 +1917,7 @@
                 <w:rFonts w:hint="eastAsia" w:ascii="宋体" w:hAnsi="宋体" w:eastAsia="宋体" w:cs="宋体"/>
                 <w:b w:val="0"/>
                 <w:color w:val="auto"/>
-                <w:sz w:val="20"/>
+                <w:sz w:val="18"/>
               </w:rPr>
               <w:t>油液流动方向</w:t>
             </w:r>
@@ -1833,12 +1925,12 @@
         </w:tc>
         <w:tc>
           <w:tcPr>
-            <w:tcW w:w="3135" w:type="dxa"/>
+            <w:tcW w:w="3192" w:type="dxa"/>
             <w:vAlign w:val="center"/>
           </w:tcPr>
           <w:p>
             <w:pPr>
-              <w:spacing w:before="0" w:after="0"/>
+              <w:spacing w:before="0" w:after="0" w:line="240" w:lineRule="auto"/>
               <w:jc w:val="center"/>
               <w:rPr>
                 <w:rFonts w:hint="eastAsia" w:ascii="宋体" w:hAnsi="宋体" w:eastAsia="宋体" w:cs="宋体"/>
@@ -1850,7 +1942,7 @@
                 <w:rFonts w:hint="eastAsia" w:ascii="宋体" w:hAnsi="宋体" w:eastAsia="宋体" w:cs="宋体"/>
                 <w:b w:val="0"/>
                 <w:color w:val="auto"/>
-                <w:sz w:val="20"/>
+                <w:sz w:val="18"/>
               </w:rPr>
               <w:t>改变工作台运动方向</w:t>
             </w:r>
@@ -1880,12 +1972,12 @@
         </w:trPr>
         <w:tc>
           <w:tcPr>
-            <w:tcW w:w="3135" w:type="dxa"/>
+            <w:tcW w:w="3192" w:type="dxa"/>
             <w:vAlign w:val="center"/>
           </w:tcPr>
           <w:p>
             <w:pPr>
-              <w:spacing w:before="0" w:after="0"/>
+              <w:spacing w:before="0" w:after="0" w:line="240" w:lineRule="auto"/>
               <w:jc w:val="center"/>
               <w:rPr>
                 <w:rFonts w:hint="eastAsia" w:ascii="宋体" w:hAnsi="宋体" w:eastAsia="宋体" w:cs="宋体"/>
@@ -1897,7 +1989,7 @@
                 <w:rFonts w:hint="eastAsia" w:ascii="宋体" w:hAnsi="宋体" w:eastAsia="宋体" w:cs="宋体"/>
                 <w:b w:val="0"/>
                 <w:color w:val="auto"/>
-                <w:sz w:val="20"/>
+                <w:sz w:val="18"/>
               </w:rPr>
               <w:t>节流阀</w:t>
             </w:r>
@@ -1905,12 +1997,12 @@
         </w:tc>
         <w:tc>
           <w:tcPr>
-            <w:tcW w:w="3135" w:type="dxa"/>
+            <w:tcW w:w="3192" w:type="dxa"/>
             <w:vAlign w:val="center"/>
           </w:tcPr>
           <w:p>
             <w:pPr>
-              <w:spacing w:before="0" w:after="0"/>
+              <w:spacing w:before="0" w:after="0" w:line="240" w:lineRule="auto"/>
               <w:jc w:val="center"/>
               <w:rPr>
                 <w:rFonts w:hint="eastAsia" w:ascii="宋体" w:hAnsi="宋体" w:eastAsia="宋体" w:cs="宋体"/>
@@ -1922,20 +2014,20 @@
                 <w:rFonts w:hint="eastAsia" w:ascii="宋体" w:hAnsi="宋体" w:eastAsia="宋体" w:cs="宋体"/>
                 <w:b w:val="0"/>
                 <w:color w:val="auto"/>
-                <w:sz w:val="20"/>
+                <w:sz w:val="18"/>
               </w:rPr>
-              <w:t>进入液压缸的油液流量</w:t>
+              <w:t>进入液压缸的流量</w:t>
             </w:r>
           </w:p>
         </w:tc>
         <w:tc>
           <w:tcPr>
-            <w:tcW w:w="3135" w:type="dxa"/>
+            <w:tcW w:w="3192" w:type="dxa"/>
             <w:vAlign w:val="center"/>
           </w:tcPr>
           <w:p>
             <w:pPr>
-              <w:spacing w:before="0" w:after="0"/>
+              <w:spacing w:before="0" w:after="0" w:line="240" w:lineRule="auto"/>
               <w:jc w:val="center"/>
               <w:rPr>
                 <w:rFonts w:hint="eastAsia" w:ascii="宋体" w:hAnsi="宋体" w:eastAsia="宋体" w:cs="宋体"/>
@@ -1947,7 +2039,7 @@
                 <w:rFonts w:hint="eastAsia" w:ascii="宋体" w:hAnsi="宋体" w:eastAsia="宋体" w:cs="宋体"/>
                 <w:b w:val="0"/>
                 <w:color w:val="auto"/>
-                <w:sz w:val="20"/>
+                <w:sz w:val="18"/>
               </w:rPr>
               <w:t>调节工作台运动速度</w:t>
             </w:r>
@@ -1977,12 +2069,12 @@
         </w:trPr>
         <w:tc>
           <w:tcPr>
-            <w:tcW w:w="3135" w:type="dxa"/>
+            <w:tcW w:w="3192" w:type="dxa"/>
             <w:vAlign w:val="center"/>
           </w:tcPr>
           <w:p>
             <w:pPr>
-              <w:spacing w:before="0" w:after="0"/>
+              <w:spacing w:before="0" w:after="0" w:line="240" w:lineRule="auto"/>
               <w:jc w:val="center"/>
               <w:rPr>
                 <w:rFonts w:hint="eastAsia" w:ascii="宋体" w:hAnsi="宋体" w:eastAsia="宋体" w:cs="宋体"/>
@@ -1994,7 +2086,7 @@
                 <w:rFonts w:hint="eastAsia" w:ascii="宋体" w:hAnsi="宋体" w:eastAsia="宋体" w:cs="宋体"/>
                 <w:b w:val="0"/>
                 <w:color w:val="auto"/>
-                <w:sz w:val="20"/>
+                <w:sz w:val="18"/>
               </w:rPr>
               <w:t>安全阀</w:t>
             </w:r>
@@ -2002,12 +2094,12 @@
         </w:tc>
         <w:tc>
           <w:tcPr>
-            <w:tcW w:w="3135" w:type="dxa"/>
+            <w:tcW w:w="3192" w:type="dxa"/>
             <w:vAlign w:val="center"/>
           </w:tcPr>
           <w:p>
             <w:pPr>
-              <w:spacing w:before="0" w:after="0"/>
+              <w:spacing w:before="0" w:after="0" w:line="240" w:lineRule="auto"/>
               <w:jc w:val="center"/>
               <w:rPr>
                 <w:rFonts w:hint="eastAsia" w:ascii="宋体" w:hAnsi="宋体" w:eastAsia="宋体" w:cs="宋体"/>
@@ -2019,7 +2111,7 @@
                 <w:rFonts w:hint="eastAsia" w:ascii="宋体" w:hAnsi="宋体" w:eastAsia="宋体" w:cs="宋体"/>
                 <w:b w:val="0"/>
                 <w:color w:val="auto"/>
-                <w:sz w:val="20"/>
+                <w:sz w:val="18"/>
               </w:rPr>
               <w:t>系统压力</w:t>
             </w:r>
@@ -2027,12 +2119,12 @@
         </w:tc>
         <w:tc>
           <w:tcPr>
-            <w:tcW w:w="3135" w:type="dxa"/>
+            <w:tcW w:w="3192" w:type="dxa"/>
             <w:vAlign w:val="center"/>
           </w:tcPr>
           <w:p>
             <w:pPr>
-              <w:spacing w:before="0" w:after="0"/>
+              <w:spacing w:before="0" w:after="0" w:line="240" w:lineRule="auto"/>
               <w:jc w:val="center"/>
               <w:rPr>
                 <w:rFonts w:hint="eastAsia" w:ascii="宋体" w:hAnsi="宋体" w:eastAsia="宋体" w:cs="宋体"/>
@@ -2044,9 +2136,9 @@
                 <w:rFonts w:hint="eastAsia" w:ascii="宋体" w:hAnsi="宋体" w:eastAsia="宋体" w:cs="宋体"/>
                 <w:b w:val="0"/>
                 <w:color w:val="auto"/>
-                <w:sz w:val="20"/>
+                <w:sz w:val="18"/>
               </w:rPr>
-              <w:t>限制压力并在需要时使油液回流</w:t>
+              <w:t>限压、回油并防止过载</w:t>
             </w:r>
           </w:p>
         </w:tc>
@@ -2055,7 +2147,7 @@
     <w:p>
       <w:pPr>
         <w:pStyle w:val="4"/>
-        <w:spacing w:before="100" w:after="80"/>
+        <w:keepNext/>
         <w:rPr>
           <w:rFonts w:hint="eastAsia" w:ascii="宋体" w:hAnsi="宋体" w:eastAsia="宋体" w:cs="宋体"/>
           <w:color w:val="auto"/>
@@ -2066,12 +2158,31 @@
           <w:rFonts w:hint="eastAsia" w:ascii="宋体" w:hAnsi="宋体" w:eastAsia="宋体" w:cs="宋体"/>
           <w:color w:val="auto"/>
         </w:rPr>
-        <w:t>（三）液压传动中的两次能量转换</w:t>
+        <w:t>（三）两次能量转换及液压传动特点</w:t>
       </w:r>
     </w:p>
     <w:p>
       <w:pPr>
+        <w:ind w:firstLine="420"/>
         <w:jc w:val="both"/>
+        <w:rPr>
+          <w:rFonts w:hint="eastAsia" w:ascii="宋体" w:hAnsi="宋体" w:eastAsia="宋体" w:cs="宋体"/>
+          <w:color w:val="auto"/>
+        </w:rPr>
+      </w:pPr>
+      <w:r>
+        <w:rPr>
+          <w:rFonts w:hint="eastAsia" w:ascii="宋体" w:hAnsi="宋体" w:eastAsia="宋体" w:cs="宋体"/>
+          <w:b w:val="0"/>
+          <w:color w:val="auto"/>
+        </w:rPr>
+        <w:t>从能量角度看，磨床液压传动经历两次转换：第一次，电动机带动液压泵，将机械能转换为油液压力能；第二次，压力油经管路和控制阀进入液压缸，推动活塞和工作台，把压力能重新转换为机械能，即“机械能→压力能→机械能”。课堂还指出，液压传动便于在较大范围内调速，运动平稳，适合频繁换向，能够实现过载保护，并便于与电气控制结合。</w:t>
+      </w:r>
+    </w:p>
+    <w:p>
+      <w:pPr>
+        <w:keepNext/>
+        <w:jc w:val="center"/>
         <w:rPr>
           <w:rFonts w:hint="eastAsia" w:ascii="宋体" w:hAnsi="宋体" w:eastAsia="宋体" w:cs="宋体"/>
           <w:color w:val="auto"/>
@@ -2082,13 +2193,49 @@
           <w:rFonts w:hint="eastAsia" w:ascii="宋体" w:hAnsi="宋体" w:eastAsia="宋体" w:cs="宋体"/>
           <w:color w:val="auto"/>
         </w:rPr>
-        <w:t>从能量角度看，磨床液压传动经历两次明显的能量转换。第一次是电动机带动液压泵，将电动机输出的机械能转换为油液的压力能；第二次是压力油经过管路和控制阀进入液压缸，推动活塞及工作台运动，将油液的压力能重新转换为机械能。因此，液压系统并不是直接由电动机驱动工作台，而是以油液压力能作为中间能量形式，实现动力的传递和调节。这一过程也说明液压泵是“机械能转压力能”的元件，而液压缸是“压力能转机械能”的执行元件。</w:t>
+        <w:drawing>
+          <wp:inline distT="0" distB="0" distL="114300" distR="114300">
+            <wp:extent cx="5897880" cy="1701165"/>
+            <wp:effectExtent l="0" t="0" r="7620" b="635"/>
+            <wp:docPr id="4" name="Picture 4"/>
+            <wp:cNvGraphicFramePr>
+              <a:graphicFrameLocks xmlns:a="http://schemas.openxmlformats.org/drawingml/2006/main" noChangeAspect="1"/>
+            </wp:cNvGraphicFramePr>
+            <a:graphic xmlns:a="http://schemas.openxmlformats.org/drawingml/2006/main">
+              <a:graphicData uri="http://schemas.openxmlformats.org/drawingml/2006/picture">
+                <pic:pic xmlns:pic="http://schemas.openxmlformats.org/drawingml/2006/picture">
+                  <pic:nvPicPr>
+                    <pic:cNvPr id="4" name="Picture 4"/>
+                    <pic:cNvPicPr>
+                      <a:picLocks noChangeAspect="1"/>
+                    </pic:cNvPicPr>
+                  </pic:nvPicPr>
+                  <pic:blipFill>
+                    <a:blip r:embed="rId10"/>
+                    <a:stretch>
+                      <a:fillRect/>
+                    </a:stretch>
+                  </pic:blipFill>
+                  <pic:spPr>
+                    <a:xfrm>
+                      <a:off x="0" y="0"/>
+                      <a:ext cx="5897880" cy="1701469"/>
+                    </a:xfrm>
+                    <a:prstGeom prst="rect">
+                      <a:avLst/>
+                    </a:prstGeom>
+                  </pic:spPr>
+                </pic:pic>
+              </a:graphicData>
+            </a:graphic>
+          </wp:inline>
+        </w:drawing>
       </w:r>
     </w:p>
     <w:p>
       <w:pPr>
-        <w:pStyle w:val="3"/>
-        <w:spacing w:before="160" w:after="80"/>
+        <w:spacing w:before="40" w:after="60"/>
+        <w:jc w:val="center"/>
         <w:rPr>
           <w:rFonts w:hint="eastAsia" w:ascii="宋体" w:hAnsi="宋体" w:eastAsia="宋体" w:cs="宋体"/>
           <w:color w:val="auto"/>
@@ -2098,12 +2245,39 @@
         <w:rPr>
           <w:rFonts w:hint="eastAsia" w:ascii="宋体" w:hAnsi="宋体" w:eastAsia="宋体" w:cs="宋体"/>
           <w:color w:val="auto"/>
+          <w:sz w:val="18"/>
         </w:rPr>
-        <w:t>六、导轨防护与切削液管理</w:t>
+        <w:t>图4  两次能量转换与导轨防护逻辑简图</w:t>
       </w:r>
     </w:p>
     <w:p>
       <w:pPr>
+        <w:pStyle w:val="3"/>
+        <w:keepNext/>
+        <w:rPr>
+          <w:rFonts w:hint="eastAsia" w:ascii="宋体" w:hAnsi="宋体" w:eastAsia="宋体" w:cs="宋体"/>
+          <w:color w:val="auto"/>
+        </w:rPr>
+      </w:pPr>
+      <w:r>
+        <w:rPr>
+          <w:rFonts w:hint="eastAsia" w:ascii="宋体" w:hAnsi="宋体" w:eastAsia="宋体" w:cs="宋体"/>
+          <w:color w:val="auto"/>
+          <w:lang w:val="en-US" w:eastAsia="zh-CN"/>
+        </w:rPr>
+        <w:t>五</w:t>
+      </w:r>
+      <w:r>
+        <w:rPr>
+          <w:rFonts w:hint="eastAsia" w:ascii="宋体" w:hAnsi="宋体" w:eastAsia="宋体" w:cs="宋体"/>
+          <w:color w:val="auto"/>
+        </w:rPr>
+        <w:t>、导轨防护与切削液管理</w:t>
+      </w:r>
+    </w:p>
+    <w:p>
+      <w:pPr>
+        <w:ind w:firstLine="420"/>
         <w:jc w:val="both"/>
         <w:rPr>
           <w:rFonts w:hint="eastAsia" w:ascii="宋体" w:hAnsi="宋体" w:eastAsia="宋体" w:cs="宋体"/>
@@ -2113,15 +2287,16 @@
       <w:r>
         <w:rPr>
           <w:rFonts w:hint="eastAsia" w:ascii="宋体" w:hAnsi="宋体" w:eastAsia="宋体" w:cs="宋体"/>
+          <w:b w:val="0"/>
           <w:color w:val="auto"/>
         </w:rPr>
-        <w:t>磨床的加工精度还与导轨防护和切削液管理密切相关。磨削过程中，砂轮脱落颗粒和从工件表面磨下的微小磨屑硬度较高，如果进入导轨运动副，会像研磨剂一样加速导轨磨损。颗粒尺寸很小，还可能从防护结构的缝隙进入内部，长期积累会影响运动平稳性和精度。切削液虽然承担冷却和冲屑作用，但若防护不当或浓度管理不合理，长期接触相关部件也可能带来腐蚀或加速防护材料老化。因此日常使用中应检查防护罩是否完整、有无破损和卡滞，定期清理磨屑并保证导轨润滑；防护罩损坏后应及时更换，同时保持切削液浓度适当，避免人为损伤防护装置。</w:t>
+        <w:t>磨床加工精度与导轨状态密切相关。磨削时，砂轮脱落颗粒和工件磨屑硬度较高，一旦进入导轨运动副，就会像研磨剂一样加速磨损；细小粉尘还可能通过缝隙进入内部，引起卡滞并影响运动精度。切削液虽然用于冷却和冲屑，但若防护不当或浓度管理不合理，也可能对导轨及防护材料产生不利影响。因此应检查防护罩是否完整、有无破损和卡滞，定期清洁磨屑并保证润滑；防护罩损坏应及时更换，同时保持切削液浓度适当，避免人为损伤防护结构。</w:t>
       </w:r>
     </w:p>
     <w:p>
       <w:pPr>
         <w:pStyle w:val="3"/>
-        <w:spacing w:before="160" w:after="80"/>
+        <w:keepNext/>
         <w:rPr>
           <w:rFonts w:hint="eastAsia" w:ascii="宋体" w:hAnsi="宋体" w:eastAsia="宋体" w:cs="宋体"/>
           <w:color w:val="auto"/>
@@ -2131,12 +2306,23 @@
         <w:rPr>
           <w:rFonts w:hint="eastAsia" w:ascii="宋体" w:hAnsi="宋体" w:eastAsia="宋体" w:cs="宋体"/>
           <w:color w:val="auto"/>
+          <w:lang w:val="en-US" w:eastAsia="zh-CN"/>
         </w:rPr>
-        <w:t>七、实习认识与总结</w:t>
+        <w:t>六</w:t>
       </w:r>
+      <w:r>
+        <w:rPr>
+          <w:rFonts w:hint="eastAsia" w:ascii="宋体" w:hAnsi="宋体" w:eastAsia="宋体" w:cs="宋体"/>
+          <w:color w:val="auto"/>
+        </w:rPr>
+        <w:t>、实习认识与总结</w:t>
+      </w:r>
+      <w:bookmarkStart w:id="0" w:name="_GoBack"/>
+      <w:bookmarkEnd w:id="0"/>
     </w:p>
     <w:p>
       <w:pPr>
+        <w:ind w:firstLine="420"/>
         <w:jc w:val="both"/>
         <w:rPr>
           <w:rFonts w:hint="eastAsia" w:ascii="宋体" w:hAnsi="宋体" w:eastAsia="宋体" w:cs="宋体"/>
@@ -2146,25 +2332,26 @@
       <w:r>
         <w:rPr>
           <w:rFonts w:hint="eastAsia" w:ascii="宋体" w:hAnsi="宋体" w:eastAsia="宋体" w:cs="宋体"/>
+          <w:b w:val="0"/>
           <w:color w:val="auto"/>
         </w:rPr>
-        <w:t>通过本次认识实习，我对平面磨床的认识从单一的砂轮磨削扩展到了完整的机械系统。砂轮提供主运动，工作台与磨头的三个进给运动决定加工覆盖范围和磨削深度；液压系统通过泵、阀和液压缸实现工作台平稳往复，并完成“机械能—压力能—机械能”的两次转换；冷却、润滑和导轨防护则直接服务于加工稳定性和精度保持。现场设备把机械结构、液压传动、电气控制和维护要求联系在一起，也使我认识到精密加工设备的性能并不只取决于某一个核心部件，而取决于各系统之间长期、可靠的协调工作。</w:t>
+        <w:t>通过本次实习，我把平面磨床理解为一个由机械结构、运动系统、液压传动和辅助保障共同组成的整体：砂轮提供主运动，工作台与磨头的三个进给运动决定加工覆盖范围和磨削深度；液压泵、阀和液压缸使工作台实现平稳往复，并完成“机械能—压力能—机械能”的两次转换；冷却、润滑及导轨防护则服务于加工稳定性和精度保持。现场设备使课堂中抽象的运动、能量转换和液压控制关系变得直观，也为后续学习机械制造、液压与气压传动等课程建立了基础认识。</w:t>
       </w:r>
     </w:p>
     <w:p>
       <w:pPr>
-        <w:spacing w:before="200"/>
+        <w:spacing w:before="80"/>
+        <w:jc w:val="left"/>
         <w:rPr>
           <w:rFonts w:hint="eastAsia" w:ascii="宋体" w:hAnsi="宋体" w:eastAsia="宋体" w:cs="宋体"/>
           <w:color w:val="auto"/>
         </w:rPr>
       </w:pPr>
     </w:p>
-    <w:bookmarkEnd w:id="0"/>
     <w:sectPr>
       <w:footerReference r:id="rId5" w:type="default"/>
       <w:pgSz w:w="12240" w:h="15840"/>
-      <w:pgMar w:top="1361" w:right="1417" w:bottom="1361" w:left="1417" w:header="720" w:footer="720" w:gutter="0"/>
+      <w:pgMar w:top="1247" w:right="1332" w:bottom="1247" w:left="1332" w:header="720" w:footer="720" w:gutter="0"/>
       <w:cols w:space="720" w:num="1"/>
       <w:docGrid w:linePitch="360" w:charSpace="0"/>
     </w:sectPr>
@@ -2207,9 +2394,28 @@
     <w:r>
       <w:rPr>
         <w:rFonts w:ascii="Noto Serif CJK SC" w:hAnsi="Noto Serif CJK SC" w:eastAsia="Noto Serif CJK SC"/>
-        <w:sz w:val="18"/>
-      </w:rPr>
-      <w:t>平面磨床认识实习报告</w:t>
+        <w:sz w:val="16"/>
+      </w:rPr>
+      <w:t xml:space="preserve">— </w:t>
+    </w:r>
+    <w:r>
+      <w:fldChar w:fldCharType="begin"/>
+    </w:r>
+    <w:r>
+      <w:instrText xml:space="preserve">PAGE</w:instrText>
+    </w:r>
+    <w:r>
+      <w:fldChar w:fldCharType="separate"/>
+    </w:r>
+    <w:r>
+      <w:fldChar w:fldCharType="end"/>
+    </w:r>
+    <w:r>
+      <w:rPr>
+        <w:rFonts w:ascii="Noto Serif CJK SC" w:hAnsi="Noto Serif CJK SC" w:eastAsia="Noto Serif CJK SC"/>
+        <w:sz w:val="16"/>
+      </w:rPr>
+      <w:t xml:space="preserve"> —</w:t>
     </w:r>
   </w:p>
 </w:ftr>
@@ -2220,7 +2426,7 @@
   <w:footnote w:type="separator" w:id="0">
     <w:p>
       <w:pPr>
-        <w:spacing w:before="0" w:after="0" w:line="336" w:lineRule="auto"/>
+        <w:spacing w:before="0" w:after="0" w:line="319" w:lineRule="auto"/>
       </w:pPr>
       <w:r>
         <w:separator/>
@@ -2230,7 +2436,7 @@
   <w:footnote w:type="continuationSeparator" w:id="1">
     <w:p>
       <w:pPr>
-        <w:spacing w:before="0" w:after="0" w:line="336" w:lineRule="auto"/>
+        <w:spacing w:before="0" w:after="0" w:line="319" w:lineRule="auto"/>
       </w:pPr>
       <w:r>
         <w:continuationSeparator/>
@@ -2456,7 +2662,7 @@
     <w:lsdException w:qFormat="1" w:unhideWhenUsed="0" w:uiPriority="10" w:semiHidden="0" w:name="Title"/>
     <w:lsdException w:uiPriority="99" w:name="Closing"/>
     <w:lsdException w:uiPriority="99" w:name="Signature"/>
-    <w:lsdException w:uiPriority="1" w:name="Default Paragraph Font"/>
+    <w:lsdException w:qFormat="1" w:uiPriority="1" w:name="Default Paragraph Font"/>
     <w:lsdException w:qFormat="1" w:uiPriority="99" w:semiHidden="0" w:name="Body Text"/>
     <w:lsdException w:uiPriority="99" w:name="Body Text Indent"/>
     <w:lsdException w:qFormat="1" w:uiPriority="99" w:semiHidden="0" w:name="List Continue"/>
@@ -2544,117 +2750,116 @@
     <w:lsdException w:qFormat="1" w:unhideWhenUsed="0" w:uiPriority="1" w:semiHidden="0" w:name="No Spacing"/>
     <w:lsdException w:qFormat="1" w:unhideWhenUsed="0" w:uiPriority="60" w:semiHidden="0" w:name="Light Shading"/>
     <w:lsdException w:qFormat="1" w:unhideWhenUsed="0" w:uiPriority="61" w:semiHidden="0" w:name="Light List"/>
-    <w:lsdException w:unhideWhenUsed="0" w:uiPriority="62" w:semiHidden="0" w:name="Light Grid"/>
+    <w:lsdException w:qFormat="1" w:unhideWhenUsed="0" w:uiPriority="62" w:semiHidden="0" w:name="Light Grid"/>
     <w:lsdException w:unhideWhenUsed="0" w:uiPriority="63" w:semiHidden="0" w:name="Medium Shading 1"/>
-    <w:lsdException w:unhideWhenUsed="0" w:uiPriority="64" w:semiHidden="0" w:name="Medium Shading 2"/>
+    <w:lsdException w:qFormat="1" w:unhideWhenUsed="0" w:uiPriority="64" w:semiHidden="0" w:name="Medium Shading 2"/>
     <w:lsdException w:qFormat="1" w:unhideWhenUsed="0" w:uiPriority="65" w:semiHidden="0" w:name="Medium List 1"/>
     <w:lsdException w:qFormat="1" w:unhideWhenUsed="0" w:uiPriority="66" w:semiHidden="0" w:name="Medium List 2"/>
     <w:lsdException w:qFormat="1" w:unhideWhenUsed="0" w:uiPriority="67" w:semiHidden="0" w:name="Medium Grid 1"/>
-    <w:lsdException w:qFormat="1" w:unhideWhenUsed="0" w:uiPriority="68" w:semiHidden="0" w:name="Medium Grid 2"/>
-    <w:lsdException w:qFormat="1" w:unhideWhenUsed="0" w:uiPriority="69" w:semiHidden="0" w:name="Medium Grid 3"/>
-    <w:lsdException w:qFormat="1" w:unhideWhenUsed="0" w:uiPriority="70" w:semiHidden="0" w:name="Dark List"/>
-    <w:lsdException w:qFormat="1" w:unhideWhenUsed="0" w:uiPriority="71" w:semiHidden="0" w:name="Colorful Shading"/>
-    <w:lsdException w:qFormat="1" w:unhideWhenUsed="0" w:uiPriority="72" w:semiHidden="0" w:name="Colorful List"/>
-    <w:lsdException w:qFormat="1" w:unhideWhenUsed="0" w:uiPriority="73" w:semiHidden="0" w:name="Colorful Grid"/>
-    <w:lsdException w:unhideWhenUsed="0" w:uiPriority="60" w:semiHidden="0" w:name="Light Shading Accent 1"/>
-    <w:lsdException w:unhideWhenUsed="0" w:uiPriority="61" w:semiHidden="0" w:name="Light List Accent 1"/>
+    <w:lsdException w:unhideWhenUsed="0" w:uiPriority="68" w:semiHidden="0" w:name="Medium Grid 2"/>
+    <w:lsdException w:unhideWhenUsed="0" w:uiPriority="69" w:semiHidden="0" w:name="Medium Grid 3"/>
+    <w:lsdException w:unhideWhenUsed="0" w:uiPriority="70" w:semiHidden="0" w:name="Dark List"/>
+    <w:lsdException w:unhideWhenUsed="0" w:uiPriority="71" w:semiHidden="0" w:name="Colorful Shading"/>
+    <w:lsdException w:unhideWhenUsed="0" w:uiPriority="72" w:semiHidden="0" w:name="Colorful List"/>
+    <w:lsdException w:unhideWhenUsed="0" w:uiPriority="73" w:semiHidden="0" w:name="Colorful Grid"/>
+    <w:lsdException w:qFormat="1" w:unhideWhenUsed="0" w:uiPriority="60" w:semiHidden="0" w:name="Light Shading Accent 1"/>
+    <w:lsdException w:qFormat="1" w:unhideWhenUsed="0" w:uiPriority="61" w:semiHidden="0" w:name="Light List Accent 1"/>
     <w:lsdException w:unhideWhenUsed="0" w:uiPriority="62" w:semiHidden="0" w:name="Light Grid Accent 1"/>
-    <w:lsdException w:unhideWhenUsed="0" w:uiPriority="63" w:semiHidden="0" w:name="Medium Shading 1 Accent 1"/>
-    <w:lsdException w:unhideWhenUsed="0" w:uiPriority="64" w:semiHidden="0" w:name="Medium Shading 2 Accent 1"/>
+    <w:lsdException w:qFormat="1" w:unhideWhenUsed="0" w:uiPriority="63" w:semiHidden="0" w:name="Medium Shading 1 Accent 1"/>
+    <w:lsdException w:qFormat="1" w:unhideWhenUsed="0" w:uiPriority="64" w:semiHidden="0" w:name="Medium Shading 2 Accent 1"/>
     <w:lsdException w:qFormat="1" w:unhideWhenUsed="0" w:uiPriority="65" w:semiHidden="0" w:name="Medium List 1 Accent 1"/>
     <w:lsdException w:qFormat="1" w:unhideWhenUsed="0" w:uiPriority="34" w:semiHidden="0" w:name="List Paragraph"/>
     <w:lsdException w:qFormat="1" w:unhideWhenUsed="0" w:uiPriority="29" w:semiHidden="0" w:name="Quote"/>
     <w:lsdException w:qFormat="1" w:unhideWhenUsed="0" w:uiPriority="30" w:semiHidden="0" w:name="Intense Quote"/>
     <w:lsdException w:qFormat="1" w:unhideWhenUsed="0" w:uiPriority="66" w:semiHidden="0" w:name="Medium List 2 Accent 1"/>
     <w:lsdException w:qFormat="1" w:unhideWhenUsed="0" w:uiPriority="67" w:semiHidden="0" w:name="Medium Grid 1 Accent 1"/>
-    <w:lsdException w:qFormat="1" w:unhideWhenUsed="0" w:uiPriority="68" w:semiHidden="0" w:name="Medium Grid 2 Accent 1"/>
-    <w:lsdException w:qFormat="1" w:unhideWhenUsed="0" w:uiPriority="69" w:semiHidden="0" w:name="Medium Grid 3 Accent 1"/>
-    <w:lsdException w:qFormat="1" w:unhideWhenUsed="0" w:uiPriority="70" w:semiHidden="0" w:name="Dark List Accent 1"/>
-    <w:lsdException w:qFormat="1" w:unhideWhenUsed="0" w:uiPriority="71" w:semiHidden="0" w:name="Colorful Shading Accent 1"/>
-    <w:lsdException w:qFormat="1" w:unhideWhenUsed="0" w:uiPriority="72" w:semiHidden="0" w:name="Colorful List Accent 1"/>
-    <w:lsdException w:qFormat="1" w:unhideWhenUsed="0" w:uiPriority="73" w:semiHidden="0" w:name="Colorful Grid Accent 1"/>
+    <w:lsdException w:unhideWhenUsed="0" w:uiPriority="68" w:semiHidden="0" w:name="Medium Grid 2 Accent 1"/>
+    <w:lsdException w:unhideWhenUsed="0" w:uiPriority="69" w:semiHidden="0" w:name="Medium Grid 3 Accent 1"/>
+    <w:lsdException w:unhideWhenUsed="0" w:uiPriority="70" w:semiHidden="0" w:name="Dark List Accent 1"/>
+    <w:lsdException w:unhideWhenUsed="0" w:uiPriority="71" w:semiHidden="0" w:name="Colorful Shading Accent 1"/>
+    <w:lsdException w:unhideWhenUsed="0" w:uiPriority="72" w:semiHidden="0" w:name="Colorful List Accent 1"/>
+    <w:lsdException w:unhideWhenUsed="0" w:uiPriority="73" w:semiHidden="0" w:name="Colorful Grid Accent 1"/>
     <w:lsdException w:qFormat="1" w:unhideWhenUsed="0" w:uiPriority="60" w:semiHidden="0" w:name="Light Shading Accent 2"/>
-    <w:lsdException w:unhideWhenUsed="0" w:uiPriority="61" w:semiHidden="0" w:name="Light List Accent 2"/>
-    <w:lsdException w:unhideWhenUsed="0" w:uiPriority="62" w:semiHidden="0" w:name="Light Grid Accent 2"/>
-    <w:lsdException w:unhideWhenUsed="0" w:uiPriority="63" w:semiHidden="0" w:name="Medium Shading 1 Accent 2"/>
-    <w:lsdException w:unhideWhenUsed="0" w:uiPriority="64" w:semiHidden="0" w:name="Medium Shading 2 Accent 2"/>
+    <w:lsdException w:qFormat="1" w:unhideWhenUsed="0" w:uiPriority="61" w:semiHidden="0" w:name="Light List Accent 2"/>
+    <w:lsdException w:qFormat="1" w:unhideWhenUsed="0" w:uiPriority="62" w:semiHidden="0" w:name="Light Grid Accent 2"/>
+    <w:lsdException w:qFormat="1" w:unhideWhenUsed="0" w:uiPriority="63" w:semiHidden="0" w:name="Medium Shading 1 Accent 2"/>
+    <w:lsdException w:qFormat="1" w:unhideWhenUsed="0" w:uiPriority="64" w:semiHidden="0" w:name="Medium Shading 2 Accent 2"/>
     <w:lsdException w:qFormat="1" w:unhideWhenUsed="0" w:uiPriority="65" w:semiHidden="0" w:name="Medium List 1 Accent 2"/>
     <w:lsdException w:qFormat="1" w:unhideWhenUsed="0" w:uiPriority="66" w:semiHidden="0" w:name="Medium List 2 Accent 2"/>
     <w:lsdException w:qFormat="1" w:unhideWhenUsed="0" w:uiPriority="67" w:semiHidden="0" w:name="Medium Grid 1 Accent 2"/>
-    <w:lsdException w:qFormat="1" w:unhideWhenUsed="0" w:uiPriority="68" w:semiHidden="0" w:name="Medium Grid 2 Accent 2"/>
-    <w:lsdException w:qFormat="1" w:unhideWhenUsed="0" w:uiPriority="69" w:semiHidden="0" w:name="Medium Grid 3 Accent 2"/>
-    <w:lsdException w:qFormat="1" w:unhideWhenUsed="0" w:uiPriority="70" w:semiHidden="0" w:name="Dark List Accent 2"/>
-    <w:lsdException w:qFormat="1" w:unhideWhenUsed="0" w:uiPriority="71" w:semiHidden="0" w:name="Colorful Shading Accent 2"/>
-    <w:lsdException w:qFormat="1" w:unhideWhenUsed="0" w:uiPriority="72" w:semiHidden="0" w:name="Colorful List Accent 2"/>
-    <w:lsdException w:qFormat="1" w:unhideWhenUsed="0" w:uiPriority="73" w:semiHidden="0" w:name="Colorful Grid Accent 2"/>
+    <w:lsdException w:unhideWhenUsed="0" w:uiPriority="68" w:semiHidden="0" w:name="Medium Grid 2 Accent 2"/>
+    <w:lsdException w:unhideWhenUsed="0" w:uiPriority="69" w:semiHidden="0" w:name="Medium Grid 3 Accent 2"/>
+    <w:lsdException w:unhideWhenUsed="0" w:uiPriority="70" w:semiHidden="0" w:name="Dark List Accent 2"/>
+    <w:lsdException w:unhideWhenUsed="0" w:uiPriority="71" w:semiHidden="0" w:name="Colorful Shading Accent 2"/>
+    <w:lsdException w:unhideWhenUsed="0" w:uiPriority="72" w:semiHidden="0" w:name="Colorful List Accent 2"/>
+    <w:lsdException w:unhideWhenUsed="0" w:uiPriority="73" w:semiHidden="0" w:name="Colorful Grid Accent 2"/>
     <w:lsdException w:qFormat="1" w:unhideWhenUsed="0" w:uiPriority="60" w:semiHidden="0" w:name="Light Shading Accent 3"/>
-    <w:lsdException w:unhideWhenUsed="0" w:uiPriority="61" w:semiHidden="0" w:name="Light List Accent 3"/>
-    <w:lsdException w:unhideWhenUsed="0" w:uiPriority="62" w:semiHidden="0" w:name="Light Grid Accent 3"/>
-    <w:lsdException w:unhideWhenUsed="0" w:uiPriority="63" w:semiHidden="0" w:name="Medium Shading 1 Accent 3"/>
-    <w:lsdException w:unhideWhenUsed="0" w:uiPriority="64" w:semiHidden="0" w:name="Medium Shading 2 Accent 3"/>
+    <w:lsdException w:qFormat="1" w:unhideWhenUsed="0" w:uiPriority="61" w:semiHidden="0" w:name="Light List Accent 3"/>
+    <w:lsdException w:qFormat="1" w:unhideWhenUsed="0" w:uiPriority="62" w:semiHidden="0" w:name="Light Grid Accent 3"/>
+    <w:lsdException w:qFormat="1" w:unhideWhenUsed="0" w:uiPriority="63" w:semiHidden="0" w:name="Medium Shading 1 Accent 3"/>
+    <w:lsdException w:qFormat="1" w:unhideWhenUsed="0" w:uiPriority="64" w:semiHidden="0" w:name="Medium Shading 2 Accent 3"/>
     <w:lsdException w:qFormat="1" w:unhideWhenUsed="0" w:uiPriority="65" w:semiHidden="0" w:name="Medium List 1 Accent 3"/>
     <w:lsdException w:qFormat="1" w:unhideWhenUsed="0" w:uiPriority="66" w:semiHidden="0" w:name="Medium List 2 Accent 3"/>
     <w:lsdException w:qFormat="1" w:unhideWhenUsed="0" w:uiPriority="67" w:semiHidden="0" w:name="Medium Grid 1 Accent 3"/>
-    <w:lsdException w:qFormat="1" w:unhideWhenUsed="0" w:uiPriority="68" w:semiHidden="0" w:name="Medium Grid 2 Accent 3"/>
-    <w:lsdException w:qFormat="1" w:unhideWhenUsed="0" w:uiPriority="69" w:semiHidden="0" w:name="Medium Grid 3 Accent 3"/>
-    <w:lsdException w:qFormat="1" w:unhideWhenUsed="0" w:uiPriority="70" w:semiHidden="0" w:name="Dark List Accent 3"/>
-    <w:lsdException w:qFormat="1" w:unhideWhenUsed="0" w:uiPriority="71" w:semiHidden="0" w:name="Colorful Shading Accent 3"/>
-    <w:lsdException w:qFormat="1" w:unhideWhenUsed="0" w:uiPriority="72" w:semiHidden="0" w:name="Colorful List Accent 3"/>
-    <w:lsdException w:qFormat="1" w:unhideWhenUsed="0" w:uiPriority="73" w:semiHidden="0" w:name="Colorful Grid Accent 3"/>
+    <w:lsdException w:unhideWhenUsed="0" w:uiPriority="68" w:semiHidden="0" w:name="Medium Grid 2 Accent 3"/>
+    <w:lsdException w:unhideWhenUsed="0" w:uiPriority="69" w:semiHidden="0" w:name="Medium Grid 3 Accent 3"/>
+    <w:lsdException w:unhideWhenUsed="0" w:uiPriority="70" w:semiHidden="0" w:name="Dark List Accent 3"/>
+    <w:lsdException w:unhideWhenUsed="0" w:uiPriority="71" w:semiHidden="0" w:name="Colorful Shading Accent 3"/>
+    <w:lsdException w:unhideWhenUsed="0" w:uiPriority="72" w:semiHidden="0" w:name="Colorful List Accent 3"/>
+    <w:lsdException w:unhideWhenUsed="0" w:uiPriority="73" w:semiHidden="0" w:name="Colorful Grid Accent 3"/>
     <w:lsdException w:qFormat="1" w:unhideWhenUsed="0" w:uiPriority="60" w:semiHidden="0" w:name="Light Shading Accent 4"/>
-    <w:lsdException w:unhideWhenUsed="0" w:uiPriority="61" w:semiHidden="0" w:name="Light List Accent 4"/>
+    <w:lsdException w:qFormat="1" w:unhideWhenUsed="0" w:uiPriority="61" w:semiHidden="0" w:name="Light List Accent 4"/>
     <w:lsdException w:qFormat="1" w:unhideWhenUsed="0" w:uiPriority="62" w:semiHidden="0" w:name="Light Grid Accent 4"/>
     <w:lsdException w:qFormat="1" w:unhideWhenUsed="0" w:uiPriority="63" w:semiHidden="0" w:name="Medium Shading 1 Accent 4"/>
     <w:lsdException w:qFormat="1" w:unhideWhenUsed="0" w:uiPriority="64" w:semiHidden="0" w:name="Medium Shading 2 Accent 4"/>
     <w:lsdException w:qFormat="1" w:unhideWhenUsed="0" w:uiPriority="65" w:semiHidden="0" w:name="Medium List 1 Accent 4"/>
     <w:lsdException w:qFormat="1" w:unhideWhenUsed="0" w:uiPriority="66" w:semiHidden="0" w:name="Medium List 2 Accent 4"/>
-    <w:lsdException w:qFormat="1" w:unhideWhenUsed="0" w:uiPriority="67" w:semiHidden="0" w:name="Medium Grid 1 Accent 4"/>
-    <w:lsdException w:qFormat="1" w:unhideWhenUsed="0" w:uiPriority="68" w:semiHidden="0" w:name="Medium Grid 2 Accent 4"/>
-    <w:lsdException w:qFormat="1" w:unhideWhenUsed="0" w:uiPriority="69" w:semiHidden="0" w:name="Medium Grid 3 Accent 4"/>
-    <w:lsdException w:qFormat="1" w:unhideWhenUsed="0" w:uiPriority="70" w:semiHidden="0" w:name="Dark List Accent 4"/>
-    <w:lsdException w:qFormat="1" w:unhideWhenUsed="0" w:uiPriority="71" w:semiHidden="0" w:name="Colorful Shading Accent 4"/>
-    <w:lsdException w:qFormat="1" w:unhideWhenUsed="0" w:uiPriority="72" w:semiHidden="0" w:name="Colorful List Accent 4"/>
-    <w:lsdException w:qFormat="1" w:unhideWhenUsed="0" w:uiPriority="73" w:semiHidden="0" w:name="Colorful Grid Accent 4"/>
+    <w:lsdException w:unhideWhenUsed="0" w:uiPriority="67" w:semiHidden="0" w:name="Medium Grid 1 Accent 4"/>
+    <w:lsdException w:unhideWhenUsed="0" w:uiPriority="68" w:semiHidden="0" w:name="Medium Grid 2 Accent 4"/>
+    <w:lsdException w:unhideWhenUsed="0" w:uiPriority="69" w:semiHidden="0" w:name="Medium Grid 3 Accent 4"/>
+    <w:lsdException w:unhideWhenUsed="0" w:uiPriority="70" w:semiHidden="0" w:name="Dark List Accent 4"/>
+    <w:lsdException w:unhideWhenUsed="0" w:uiPriority="71" w:semiHidden="0" w:name="Colorful Shading Accent 4"/>
+    <w:lsdException w:unhideWhenUsed="0" w:uiPriority="72" w:semiHidden="0" w:name="Colorful List Accent 4"/>
+    <w:lsdException w:unhideWhenUsed="0" w:uiPriority="73" w:semiHidden="0" w:name="Colorful Grid Accent 4"/>
     <w:lsdException w:qFormat="1" w:unhideWhenUsed="0" w:uiPriority="60" w:semiHidden="0" w:name="Light Shading Accent 5"/>
-    <w:lsdException w:unhideWhenUsed="0" w:uiPriority="61" w:semiHidden="0" w:name="Light List Accent 5"/>
+    <w:lsdException w:qFormat="1" w:unhideWhenUsed="0" w:uiPriority="61" w:semiHidden="0" w:name="Light List Accent 5"/>
     <w:lsdException w:unhideWhenUsed="0" w:uiPriority="62" w:semiHidden="0" w:name="Light Grid Accent 5"/>
-    <w:lsdException w:unhideWhenUsed="0" w:uiPriority="63" w:semiHidden="0" w:name="Medium Shading 1 Accent 5"/>
+    <w:lsdException w:qFormat="1" w:unhideWhenUsed="0" w:uiPriority="63" w:semiHidden="0" w:name="Medium Shading 1 Accent 5"/>
     <w:lsdException w:qFormat="1" w:unhideWhenUsed="0" w:uiPriority="64" w:semiHidden="0" w:name="Medium Shading 2 Accent 5"/>
     <w:lsdException w:qFormat="1" w:unhideWhenUsed="0" w:uiPriority="65" w:semiHidden="0" w:name="Medium List 1 Accent 5"/>
     <w:lsdException w:qFormat="1" w:unhideWhenUsed="0" w:uiPriority="66" w:semiHidden="0" w:name="Medium List 2 Accent 5"/>
-    <w:lsdException w:qFormat="1" w:unhideWhenUsed="0" w:uiPriority="67" w:semiHidden="0" w:name="Medium Grid 1 Accent 5"/>
-    <w:lsdException w:qFormat="1" w:unhideWhenUsed="0" w:uiPriority="68" w:semiHidden="0" w:name="Medium Grid 2 Accent 5"/>
-    <w:lsdException w:qFormat="1" w:unhideWhenUsed="0" w:uiPriority="69" w:semiHidden="0" w:name="Medium Grid 3 Accent 5"/>
-    <w:lsdException w:qFormat="1" w:unhideWhenUsed="0" w:uiPriority="70" w:semiHidden="0" w:name="Dark List Accent 5"/>
-    <w:lsdException w:qFormat="1" w:unhideWhenUsed="0" w:uiPriority="71" w:semiHidden="0" w:name="Colorful Shading Accent 5"/>
-    <w:lsdException w:qFormat="1" w:unhideWhenUsed="0" w:uiPriority="72" w:semiHidden="0" w:name="Colorful List Accent 5"/>
-    <w:lsdException w:qFormat="1" w:unhideWhenUsed="0" w:uiPriority="73" w:semiHidden="0" w:name="Colorful Grid Accent 5"/>
-    <w:lsdException w:unhideWhenUsed="0" w:uiPriority="60" w:semiHidden="0" w:name="Light Shading Accent 6"/>
-    <w:lsdException w:unhideWhenUsed="0" w:uiPriority="61" w:semiHidden="0" w:name="Light List Accent 6"/>
+    <w:lsdException w:unhideWhenUsed="0" w:uiPriority="67" w:semiHidden="0" w:name="Medium Grid 1 Accent 5"/>
+    <w:lsdException w:unhideWhenUsed="0" w:uiPriority="68" w:semiHidden="0" w:name="Medium Grid 2 Accent 5"/>
+    <w:lsdException w:unhideWhenUsed="0" w:uiPriority="69" w:semiHidden="0" w:name="Medium Grid 3 Accent 5"/>
+    <w:lsdException w:unhideWhenUsed="0" w:uiPriority="70" w:semiHidden="0" w:name="Dark List Accent 5"/>
+    <w:lsdException w:unhideWhenUsed="0" w:uiPriority="71" w:semiHidden="0" w:name="Colorful Shading Accent 5"/>
+    <w:lsdException w:unhideWhenUsed="0" w:uiPriority="72" w:semiHidden="0" w:name="Colorful List Accent 5"/>
+    <w:lsdException w:unhideWhenUsed="0" w:uiPriority="73" w:semiHidden="0" w:name="Colorful Grid Accent 5"/>
+    <w:lsdException w:qFormat="1" w:unhideWhenUsed="0" w:uiPriority="60" w:semiHidden="0" w:name="Light Shading Accent 6"/>
+    <w:lsdException w:qFormat="1" w:unhideWhenUsed="0" w:uiPriority="61" w:semiHidden="0" w:name="Light List Accent 6"/>
     <w:lsdException w:qFormat="1" w:unhideWhenUsed="0" w:uiPriority="62" w:semiHidden="0" w:name="Light Grid Accent 6"/>
-    <w:lsdException w:unhideWhenUsed="0" w:uiPriority="63" w:semiHidden="0" w:name="Medium Shading 1 Accent 6"/>
-    <w:lsdException w:qFormat="1" w:unhideWhenUsed="0" w:uiPriority="64" w:semiHidden="0" w:name="Medium Shading 2 Accent 6"/>
+    <w:lsdException w:qFormat="1" w:unhideWhenUsed="0" w:uiPriority="63" w:semiHidden="0" w:name="Medium Shading 1 Accent 6"/>
+    <w:lsdException w:unhideWhenUsed="0" w:uiPriority="64" w:semiHidden="0" w:name="Medium Shading 2 Accent 6"/>
     <w:lsdException w:qFormat="1" w:unhideWhenUsed="0" w:uiPriority="65" w:semiHidden="0" w:name="Medium List 1 Accent 6"/>
     <w:lsdException w:qFormat="1" w:unhideWhenUsed="0" w:uiPriority="66" w:semiHidden="0" w:name="Medium List 2 Accent 6"/>
-    <w:lsdException w:qFormat="1" w:unhideWhenUsed="0" w:uiPriority="67" w:semiHidden="0" w:name="Medium Grid 1 Accent 6"/>
-    <w:lsdException w:qFormat="1" w:unhideWhenUsed="0" w:uiPriority="68" w:semiHidden="0" w:name="Medium Grid 2 Accent 6"/>
-    <w:lsdException w:qFormat="1" w:unhideWhenUsed="0" w:uiPriority="69" w:semiHidden="0" w:name="Medium Grid 3 Accent 6"/>
-    <w:lsdException w:qFormat="1" w:unhideWhenUsed="0" w:uiPriority="70" w:semiHidden="0" w:name="Dark List Accent 6"/>
-    <w:lsdException w:qFormat="1" w:unhideWhenUsed="0" w:uiPriority="71" w:semiHidden="0" w:name="Colorful Shading Accent 6"/>
-    <w:lsdException w:qFormat="1" w:unhideWhenUsed="0" w:uiPriority="72" w:semiHidden="0" w:name="Colorful List Accent 6"/>
-    <w:lsdException w:qFormat="1" w:unhideWhenUsed="0" w:uiPriority="73" w:semiHidden="0" w:name="Colorful Grid Accent 6"/>
+    <w:lsdException w:unhideWhenUsed="0" w:uiPriority="67" w:semiHidden="0" w:name="Medium Grid 1 Accent 6"/>
+    <w:lsdException w:unhideWhenUsed="0" w:uiPriority="68" w:semiHidden="0" w:name="Medium Grid 2 Accent 6"/>
+    <w:lsdException w:unhideWhenUsed="0" w:uiPriority="69" w:semiHidden="0" w:name="Medium Grid 3 Accent 6"/>
+    <w:lsdException w:unhideWhenUsed="0" w:uiPriority="70" w:semiHidden="0" w:name="Dark List Accent 6"/>
+    <w:lsdException w:unhideWhenUsed="0" w:uiPriority="71" w:semiHidden="0" w:name="Colorful Shading Accent 6"/>
+    <w:lsdException w:unhideWhenUsed="0" w:uiPriority="72" w:semiHidden="0" w:name="Colorful List Accent 6"/>
+    <w:lsdException w:unhideWhenUsed="0" w:uiPriority="73" w:semiHidden="0" w:name="Colorful Grid Accent 6"/>
   </w:latentStyles>
   <w:style w:type="paragraph" w:default="1" w:styleId="1">
     <w:name w:val="Normal"/>
     <w:qFormat/>
     <w:uiPriority w:val="0"/>
     <w:pPr>
-      <w:spacing w:after="0" w:line="336" w:lineRule="auto"/>
-      <w:ind w:firstLine="420"/>
+      <w:spacing w:after="0" w:line="319" w:lineRule="auto"/>
     </w:pPr>
     <w:rPr>
       <w:rFonts w:ascii="Noto Serif CJK SC" w:hAnsi="Noto Serif CJK SC" w:eastAsia="Noto Serif CJK SC" w:cstheme="minorBidi"/>
-      <w:sz w:val="22"/>
+      <w:sz w:val="21"/>
       <w:szCs w:val="22"/>
       <w:lang w:val="en-US" w:eastAsia="en-US" w:bidi="ar-SA"/>
     </w:rPr>
@@ -2669,7 +2874,7 @@
     <w:pPr>
       <w:keepNext/>
       <w:keepLines/>
-      <w:spacing w:before="480" w:after="0"/>
+      <w:spacing w:before="140" w:after="60"/>
       <w:outlineLvl w:val="0"/>
     </w:pPr>
     <w:rPr>
@@ -2677,7 +2882,7 @@
       <w:b/>
       <w:bCs/>
       <w:color w:val="376092" w:themeColor="accent1" w:themeShade="BF"/>
-      <w:sz w:val="32"/>
+      <w:sz w:val="31"/>
       <w:szCs w:val="28"/>
     </w:rPr>
   </w:style>
@@ -2692,7 +2897,7 @@
     <w:pPr>
       <w:keepNext/>
       <w:keepLines/>
-      <w:spacing w:before="200" w:after="0"/>
+      <w:spacing w:before="80" w:after="60"/>
       <w:outlineLvl w:val="1"/>
     </w:pPr>
     <w:rPr>
@@ -2700,7 +2905,7 @@
       <w:b/>
       <w:bCs/>
       <w:color w:val="4F81BD" w:themeColor="accent1"/>
-      <w:sz w:val="27"/>
+      <w:sz w:val="25"/>
       <w:szCs w:val="26"/>
       <w14:textFill>
         <w14:solidFill>
@@ -2899,6 +3104,7 @@
     <w:name w:val="Default Paragraph Font"/>
     <w:semiHidden/>
     <w:unhideWhenUsed/>
+    <w:qFormat/>
     <w:uiPriority w:val="1"/>
   </w:style>
   <w:style w:type="table" w:default="1" w:styleId="32">
@@ -3221,11 +3427,10 @@
     </w:pPr>
     <w:rPr>
       <w:rFonts w:asciiTheme="majorHAnsi" w:hAnsiTheme="majorHAnsi" w:eastAsiaTheme="majorEastAsia" w:cstheme="majorBidi"/>
-      <w:b/>
       <w:color w:val="17375E" w:themeColor="text2" w:themeShade="BF"/>
       <w:spacing w:val="5"/>
       <w:kern w:val="28"/>
-      <w:sz w:val="44"/>
+      <w:sz w:val="52"/>
       <w:szCs w:val="52"/>
     </w:rPr>
   </w:style>
@@ -3357,6 +3562,7 @@
   <w:style w:type="table" w:styleId="35">
     <w:name w:val="Light Shading Accent 1"/>
     <w:basedOn w:val="32"/>
+    <w:qFormat/>
     <w:uiPriority w:val="60"/>
     <w:pPr>
       <w:spacing w:after="0" w:line="240" w:lineRule="auto"/>
@@ -3856,6 +4062,7 @@
   <w:style w:type="table" w:styleId="40">
     <w:name w:val="Light Shading Accent 6"/>
     <w:basedOn w:val="32"/>
+    <w:qFormat/>
     <w:uiPriority w:val="60"/>
     <w:pPr>
       <w:spacing w:after="0" w:line="240" w:lineRule="auto"/>
@@ -4049,6 +4256,7 @@
   <w:style w:type="table" w:styleId="42">
     <w:name w:val="Light List Accent 1"/>
     <w:basedOn w:val="32"/>
+    <w:qFormat/>
     <w:uiPriority w:val="61"/>
     <w:pPr>
       <w:spacing w:after="0" w:line="240" w:lineRule="auto"/>
@@ -4142,6 +4350,7 @@
   <w:style w:type="table" w:styleId="43">
     <w:name w:val="Light List Accent 2"/>
     <w:basedOn w:val="32"/>
+    <w:qFormat/>
     <w:uiPriority w:val="61"/>
     <w:pPr>
       <w:spacing w:after="0" w:line="240" w:lineRule="auto"/>
@@ -4235,6 +4444,7 @@
   <w:style w:type="table" w:styleId="44">
     <w:name w:val="Light List Accent 3"/>
     <w:basedOn w:val="32"/>
+    <w:qFormat/>
     <w:uiPriority w:val="61"/>
     <w:pPr>
       <w:spacing w:after="0" w:line="240" w:lineRule="auto"/>
@@ -4328,6 +4538,7 @@
   <w:style w:type="table" w:styleId="45">
     <w:name w:val="Light List Accent 4"/>
     <w:basedOn w:val="32"/>
+    <w:qFormat/>
     <w:uiPriority w:val="61"/>
     <w:pPr>
       <w:spacing w:after="0" w:line="240" w:lineRule="auto"/>
@@ -4421,6 +4632,7 @@
   <w:style w:type="table" w:styleId="46">
     <w:name w:val="Light List Accent 5"/>
     <w:basedOn w:val="32"/>
+    <w:qFormat/>
     <w:uiPriority w:val="61"/>
     <w:pPr>
       <w:spacing w:after="0" w:line="240" w:lineRule="auto"/>
@@ -4514,6 +4726,7 @@
   <w:style w:type="table" w:styleId="47">
     <w:name w:val="Light List Accent 6"/>
     <w:basedOn w:val="32"/>
+    <w:qFormat/>
     <w:uiPriority w:val="61"/>
     <w:pPr>
       <w:spacing w:after="0" w:line="240" w:lineRule="auto"/>
@@ -4607,6 +4820,7 @@
   <w:style w:type="table" w:styleId="48">
     <w:name w:val="Light Grid"/>
     <w:basedOn w:val="32"/>
+    <w:qFormat/>
     <w:uiPriority w:val="62"/>
     <w:pPr>
       <w:spacing w:after="0" w:line="240" w:lineRule="auto"/>
@@ -4859,6 +5073,7 @@
   <w:style w:type="table" w:styleId="50">
     <w:name w:val="Light Grid Accent 2"/>
     <w:basedOn w:val="32"/>
+    <w:qFormat/>
     <w:uiPriority w:val="62"/>
     <w:pPr>
       <w:spacing w:after="0" w:line="240" w:lineRule="auto"/>
@@ -4985,6 +5200,7 @@
   <w:style w:type="table" w:styleId="51">
     <w:name w:val="Light Grid Accent 3"/>
     <w:basedOn w:val="32"/>
+    <w:qFormat/>
     <w:uiPriority w:val="62"/>
     <w:pPr>
       <w:spacing w:after="0" w:line="240" w:lineRule="auto"/>
@@ -5598,6 +5814,7 @@
   <w:style w:type="table" w:styleId="56">
     <w:name w:val="Medium Shading 1 Accent 1"/>
     <w:basedOn w:val="32"/>
+    <w:qFormat/>
     <w:uiPriority w:val="63"/>
     <w:pPr>
       <w:spacing w:after="0" w:line="240" w:lineRule="auto"/>
@@ -5705,6 +5922,7 @@
   <w:style w:type="table" w:styleId="57">
     <w:name w:val="Medium Shading 1 Accent 2"/>
     <w:basedOn w:val="32"/>
+    <w:qFormat/>
     <w:uiPriority w:val="63"/>
     <w:pPr>
       <w:spacing w:after="0" w:line="240" w:lineRule="auto"/>
@@ -5812,6 +6030,7 @@
   <w:style w:type="table" w:styleId="58">
     <w:name w:val="Medium Shading 1 Accent 3"/>
     <w:basedOn w:val="32"/>
+    <w:qFormat/>
     <w:uiPriority w:val="63"/>
     <w:pPr>
       <w:spacing w:after="0" w:line="240" w:lineRule="auto"/>
@@ -6027,6 +6246,7 @@
   <w:style w:type="table" w:styleId="60">
     <w:name w:val="Medium Shading 1 Accent 5"/>
     <w:basedOn w:val="32"/>
+    <w:qFormat/>
     <w:uiPriority w:val="63"/>
     <w:pPr>
       <w:spacing w:after="0" w:line="240" w:lineRule="auto"/>
@@ -6134,6 +6354,7 @@
   <w:style w:type="table" w:styleId="61">
     <w:name w:val="Medium Shading 1 Accent 6"/>
     <w:basedOn w:val="32"/>
+    <w:qFormat/>
     <w:uiPriority w:val="63"/>
     <w:pPr>
       <w:spacing w:after="0" w:line="240" w:lineRule="auto"/>
@@ -6241,6 +6462,7 @@
   <w:style w:type="table" w:styleId="62">
     <w:name w:val="Medium Shading 2"/>
     <w:basedOn w:val="32"/>
+    <w:qFormat/>
     <w:uiPriority w:val="64"/>
     <w:pPr>
       <w:spacing w:after="0" w:line="240" w:lineRule="auto"/>
@@ -6406,6 +6628,7 @@
   <w:style w:type="table" w:styleId="63">
     <w:name w:val="Medium Shading 2 Accent 1"/>
     <w:basedOn w:val="32"/>
+    <w:qFormat/>
     <w:uiPriority w:val="64"/>
     <w:pPr>
       <w:spacing w:after="0" w:line="240" w:lineRule="auto"/>
@@ -6571,6 +6794,7 @@
   <w:style w:type="table" w:styleId="64">
     <w:name w:val="Medium Shading 2 Accent 2"/>
     <w:basedOn w:val="32"/>
+    <w:qFormat/>
     <w:uiPriority w:val="64"/>
     <w:pPr>
       <w:spacing w:after="0" w:line="240" w:lineRule="auto"/>
@@ -6736,6 +6960,7 @@
   <w:style w:type="table" w:styleId="65">
     <w:name w:val="Medium Shading 2 Accent 3"/>
     <w:basedOn w:val="32"/>
+    <w:qFormat/>
     <w:uiPriority w:val="64"/>
     <w:pPr>
       <w:spacing w:after="0" w:line="240" w:lineRule="auto"/>
@@ -7233,7 +7458,6 @@
   <w:style w:type="table" w:styleId="68">
     <w:name w:val="Medium Shading 2 Accent 6"/>
     <w:basedOn w:val="32"/>
-    <w:qFormat/>
     <w:uiPriority w:val="64"/>
     <w:pPr>
       <w:spacing w:after="0" w:line="240" w:lineRule="auto"/>
@@ -9226,7 +9450,6 @@
   <w:style w:type="table" w:styleId="87">
     <w:name w:val="Medium Grid 1 Accent 4"/>
     <w:basedOn w:val="32"/>
-    <w:qFormat/>
     <w:uiPriority w:val="67"/>
     <w:pPr>
       <w:spacing w:after="0" w:line="240" w:lineRule="auto"/>
@@ -9296,7 +9519,6 @@
   <w:style w:type="table" w:styleId="88">
     <w:name w:val="Medium Grid 1 Accent 5"/>
     <w:basedOn w:val="32"/>
-    <w:qFormat/>
     <w:uiPriority w:val="67"/>
     <w:pPr>
       <w:spacing w:after="0" w:line="240" w:lineRule="auto"/>
@@ -9366,7 +9588,6 @@
   <w:style w:type="table" w:styleId="89">
     <w:name w:val="Medium Grid 1 Accent 6"/>
     <w:basedOn w:val="32"/>
-    <w:qFormat/>
     <w:uiPriority w:val="67"/>
     <w:pPr>
       <w:spacing w:after="0" w:line="240" w:lineRule="auto"/>
@@ -9436,7 +9657,6 @@
   <w:style w:type="table" w:styleId="90">
     <w:name w:val="Medium Grid 2"/>
     <w:basedOn w:val="32"/>
-    <w:qFormat/>
     <w:uiPriority w:val="68"/>
     <w:pPr>
       <w:spacing w:after="0" w:line="240" w:lineRule="auto"/>
@@ -9583,7 +9803,6 @@
   <w:style w:type="table" w:styleId="91">
     <w:name w:val="Medium Grid 2 Accent 1"/>
     <w:basedOn w:val="32"/>
-    <w:qFormat/>
     <w:uiPriority w:val="68"/>
     <w:pPr>
       <w:spacing w:after="0" w:line="240" w:lineRule="auto"/>
@@ -9730,7 +9949,6 @@
   <w:style w:type="table" w:styleId="92">
     <w:name w:val="Medium Grid 2 Accent 2"/>
     <w:basedOn w:val="32"/>
-    <w:qFormat/>
     <w:uiPriority w:val="68"/>
     <w:pPr>
       <w:spacing w:after="0" w:line="240" w:lineRule="auto"/>
@@ -9877,7 +10095,6 @@
   <w:style w:type="table" w:styleId="93">
     <w:name w:val="Medium Grid 2 Accent 3"/>
     <w:basedOn w:val="32"/>
-    <w:qFormat/>
     <w:uiPriority w:val="68"/>
     <w:pPr>
       <w:spacing w:after="0" w:line="240" w:lineRule="auto"/>
@@ -10024,7 +10241,6 @@
   <w:style w:type="table" w:styleId="94">
     <w:name w:val="Medium Grid 2 Accent 4"/>
     <w:basedOn w:val="32"/>
-    <w:qFormat/>
     <w:uiPriority w:val="68"/>
     <w:pPr>
       <w:spacing w:after="0" w:line="240" w:lineRule="auto"/>
@@ -10171,7 +10387,6 @@
   <w:style w:type="table" w:styleId="95">
     <w:name w:val="Medium Grid 2 Accent 5"/>
     <w:basedOn w:val="32"/>
-    <w:qFormat/>
     <w:uiPriority w:val="68"/>
     <w:pPr>
       <w:spacing w:after="0" w:line="240" w:lineRule="auto"/>
@@ -10318,7 +10533,6 @@
   <w:style w:type="table" w:styleId="96">
     <w:name w:val="Medium Grid 2 Accent 6"/>
     <w:basedOn w:val="32"/>
-    <w:qFormat/>
     <w:uiPriority w:val="68"/>
     <w:pPr>
       <w:spacing w:after="0" w:line="240" w:lineRule="auto"/>
@@ -10465,7 +10679,6 @@
   <w:style w:type="table" w:styleId="97">
     <w:name w:val="Medium Grid 3"/>
     <w:basedOn w:val="32"/>
-    <w:qFormat/>
     <w:uiPriority w:val="69"/>
     <w:pPr>
       <w:spacing w:after="0" w:line="240" w:lineRule="auto"/>
@@ -10623,7 +10836,6 @@
   <w:style w:type="table" w:styleId="98">
     <w:name w:val="Medium Grid 3 Accent 1"/>
     <w:basedOn w:val="32"/>
-    <w:qFormat/>
     <w:uiPriority w:val="69"/>
     <w:pPr>
       <w:spacing w:after="0" w:line="240" w:lineRule="auto"/>
@@ -10781,7 +10993,6 @@
   <w:style w:type="table" w:styleId="99">
     <w:name w:val="Medium Grid 3 Accent 2"/>
     <w:basedOn w:val="32"/>
-    <w:qFormat/>
     <w:uiPriority w:val="69"/>
     <w:pPr>
       <w:spacing w:after="0" w:line="240" w:lineRule="auto"/>
@@ -10939,7 +11150,6 @@
   <w:style w:type="table" w:styleId="100">
     <w:name w:val="Medium Grid 3 Accent 3"/>
     <w:basedOn w:val="32"/>
-    <w:qFormat/>
     <w:uiPriority w:val="69"/>
     <w:pPr>
       <w:spacing w:after="0" w:line="240" w:lineRule="auto"/>
@@ -11097,7 +11307,6 @@
   <w:style w:type="table" w:styleId="101">
     <w:name w:val="Medium Grid 3 Accent 4"/>
     <w:basedOn w:val="32"/>
-    <w:qFormat/>
     <w:uiPriority w:val="69"/>
     <w:pPr>
       <w:spacing w:after="0" w:line="240" w:lineRule="auto"/>
@@ -11255,7 +11464,6 @@
   <w:style w:type="table" w:styleId="102">
     <w:name w:val="Medium Grid 3 Accent 5"/>
     <w:basedOn w:val="32"/>
-    <w:qFormat/>
     <w:uiPriority w:val="69"/>
     <w:pPr>
       <w:spacing w:after="0" w:line="240" w:lineRule="auto"/>
@@ -11413,7 +11621,6 @@
   <w:style w:type="table" w:styleId="103">
     <w:name w:val="Medium Grid 3 Accent 6"/>
     <w:basedOn w:val="32"/>
-    <w:qFormat/>
     <w:uiPriority w:val="69"/>
     <w:pPr>
       <w:spacing w:after="0" w:line="240" w:lineRule="auto"/>
@@ -11571,7 +11778,6 @@
   <w:style w:type="table" w:styleId="104">
     <w:name w:val="Dark List"/>
     <w:basedOn w:val="32"/>
-    <w:qFormat/>
     <w:uiPriority w:val="70"/>
     <w:pPr>
       <w:spacing w:after="0" w:line="240" w:lineRule="auto"/>
@@ -11687,7 +11893,6 @@
   <w:style w:type="table" w:styleId="105">
     <w:name w:val="Dark List Accent 1"/>
     <w:basedOn w:val="32"/>
-    <w:qFormat/>
     <w:uiPriority w:val="70"/>
     <w:pPr>
       <w:spacing w:after="0" w:line="240" w:lineRule="auto"/>
@@ -11803,7 +12008,6 @@
   <w:style w:type="table" w:styleId="106">
     <w:name w:val="Dark List Accent 2"/>
     <w:basedOn w:val="32"/>
-    <w:qFormat/>
     <w:uiPriority w:val="70"/>
     <w:pPr>
       <w:spacing w:after="0" w:line="240" w:lineRule="auto"/>
@@ -11919,7 +12123,6 @@
   <w:style w:type="table" w:styleId="107">
     <w:name w:val="Dark List Accent 3"/>
     <w:basedOn w:val="32"/>
-    <w:qFormat/>
     <w:uiPriority w:val="70"/>
     <w:pPr>
       <w:spacing w:after="0" w:line="240" w:lineRule="auto"/>
@@ -12035,7 +12238,6 @@
   <w:style w:type="table" w:styleId="108">
     <w:name w:val="Dark List Accent 4"/>
     <w:basedOn w:val="32"/>
-    <w:qFormat/>
     <w:uiPriority w:val="70"/>
     <w:pPr>
       <w:spacing w:after="0" w:line="240" w:lineRule="auto"/>
@@ -12151,7 +12353,6 @@
   <w:style w:type="table" w:styleId="109">
     <w:name w:val="Dark List Accent 5"/>
     <w:basedOn w:val="32"/>
-    <w:qFormat/>
     <w:uiPriority w:val="70"/>
     <w:pPr>
       <w:spacing w:after="0" w:line="240" w:lineRule="auto"/>
@@ -12267,7 +12468,6 @@
   <w:style w:type="table" w:styleId="110">
     <w:name w:val="Dark List Accent 6"/>
     <w:basedOn w:val="32"/>
-    <w:qFormat/>
     <w:uiPriority w:val="70"/>
     <w:pPr>
       <w:spacing w:after="0" w:line="240" w:lineRule="auto"/>
@@ -12383,7 +12583,6 @@
   <w:style w:type="table" w:styleId="111">
     <w:name w:val="Colorful Shading"/>
     <w:basedOn w:val="32"/>
-    <w:qFormat/>
     <w:uiPriority w:val="71"/>
     <w:pPr>
       <w:spacing w:after="0" w:line="240" w:lineRule="auto"/>
@@ -12532,7 +12731,6 @@
   <w:style w:type="table" w:styleId="112">
     <w:name w:val="Colorful Shading Accent 1"/>
     <w:basedOn w:val="32"/>
-    <w:qFormat/>
     <w:uiPriority w:val="71"/>
     <w:pPr>
       <w:spacing w:after="0" w:line="240" w:lineRule="auto"/>
@@ -12681,7 +12879,6 @@
   <w:style w:type="table" w:styleId="113">
     <w:name w:val="Colorful Shading Accent 2"/>
     <w:basedOn w:val="32"/>
-    <w:qFormat/>
     <w:uiPriority w:val="71"/>
     <w:pPr>
       <w:spacing w:after="0" w:line="240" w:lineRule="auto"/>
@@ -12830,7 +13027,6 @@
   <w:style w:type="table" w:styleId="114">
     <w:name w:val="Colorful Shading Accent 3"/>
     <w:basedOn w:val="32"/>
-    <w:qFormat/>
     <w:uiPriority w:val="71"/>
     <w:pPr>
       <w:spacing w:after="0" w:line="240" w:lineRule="auto"/>
@@ -12959,7 +13155,6 @@
   <w:style w:type="table" w:styleId="115">
     <w:name w:val="Colorful Shading Accent 4"/>
     <w:basedOn w:val="32"/>
-    <w:qFormat/>
     <w:uiPriority w:val="71"/>
     <w:pPr>
       <w:spacing w:after="0" w:line="240" w:lineRule="auto"/>
@@ -13108,7 +13303,6 @@
   <w:style w:type="table" w:styleId="116">
     <w:name w:val="Colorful Shading Accent 5"/>
     <w:basedOn w:val="32"/>
-    <w:qFormat/>
     <w:uiPriority w:val="71"/>
     <w:pPr>
       <w:spacing w:after="0" w:line="240" w:lineRule="auto"/>
@@ -13257,7 +13451,6 @@
   <w:style w:type="table" w:styleId="117">
     <w:name w:val="Colorful Shading Accent 6"/>
     <w:basedOn w:val="32"/>
-    <w:qFormat/>
     <w:uiPriority w:val="71"/>
     <w:pPr>
       <w:spacing w:after="0" w:line="240" w:lineRule="auto"/>
@@ -13406,7 +13599,6 @@
   <w:style w:type="table" w:styleId="118">
     <w:name w:val="Colorful List"/>
     <w:basedOn w:val="32"/>
-    <w:qFormat/>
     <w:uiPriority w:val="72"/>
     <w:pPr>
       <w:spacing w:after="0" w:line="240" w:lineRule="auto"/>
@@ -13499,7 +13691,6 @@
   <w:style w:type="table" w:styleId="119">
     <w:name w:val="Colorful List Accent 1"/>
     <w:basedOn w:val="32"/>
-    <w:qFormat/>
     <w:uiPriority w:val="72"/>
     <w:pPr>
       <w:spacing w:after="0" w:line="240" w:lineRule="auto"/>
@@ -13592,7 +13783,6 @@
   <w:style w:type="table" w:styleId="120">
     <w:name w:val="Colorful List Accent 2"/>
     <w:basedOn w:val="32"/>
-    <w:qFormat/>
     <w:uiPriority w:val="72"/>
     <w:pPr>
       <w:spacing w:after="0" w:line="240" w:lineRule="auto"/>
@@ -13685,7 +13875,6 @@
   <w:style w:type="table" w:styleId="121">
     <w:name w:val="Colorful List Accent 3"/>
     <w:basedOn w:val="32"/>
-    <w:qFormat/>
     <w:uiPriority w:val="72"/>
     <w:pPr>
       <w:spacing w:after="0" w:line="240" w:lineRule="auto"/>
@@ -13778,7 +13967,6 @@
   <w:style w:type="table" w:styleId="122">
     <w:name w:val="Colorful List Accent 4"/>
     <w:basedOn w:val="32"/>
-    <w:qFormat/>
     <w:uiPriority w:val="72"/>
     <w:pPr>
       <w:spacing w:after="0" w:line="240" w:lineRule="auto"/>
@@ -13871,7 +14059,6 @@
   <w:style w:type="table" w:styleId="123">
     <w:name w:val="Colorful List Accent 5"/>
     <w:basedOn w:val="32"/>
-    <w:qFormat/>
     <w:uiPriority w:val="72"/>
     <w:pPr>
       <w:spacing w:after="0" w:line="240" w:lineRule="auto"/>
@@ -13964,7 +14151,6 @@
   <w:style w:type="table" w:styleId="124">
     <w:name w:val="Colorful List Accent 6"/>
     <w:basedOn w:val="32"/>
-    <w:qFormat/>
     <w:uiPriority w:val="72"/>
     <w:pPr>
       <w:spacing w:after="0" w:line="240" w:lineRule="auto"/>
@@ -14057,7 +14243,6 @@
   <w:style w:type="table" w:styleId="125">
     <w:name w:val="Colorful Grid"/>
     <w:basedOn w:val="32"/>
-    <w:qFormat/>
     <w:uiPriority w:val="73"/>
     <w:pPr>
       <w:spacing w:after="0" w:line="240" w:lineRule="auto"/>
@@ -14154,7 +14339,6 @@
   <w:style w:type="table" w:styleId="126">
     <w:name w:val="Colorful Grid Accent 1"/>
     <w:basedOn w:val="32"/>
-    <w:qFormat/>
     <w:uiPriority w:val="73"/>
     <w:pPr>
       <w:spacing w:after="0" w:line="240" w:lineRule="auto"/>
@@ -14251,7 +14435,6 @@
   <w:style w:type="table" w:styleId="127">
     <w:name w:val="Colorful Grid Accent 2"/>
     <w:basedOn w:val="32"/>
-    <w:qFormat/>
     <w:uiPriority w:val="73"/>
     <w:pPr>
       <w:spacing w:after="0" w:line="240" w:lineRule="auto"/>
@@ -14348,7 +14531,6 @@
   <w:style w:type="table" w:styleId="128">
     <w:name w:val="Colorful Grid Accent 3"/>
     <w:basedOn w:val="32"/>
-    <w:qFormat/>
     <w:uiPriority w:val="73"/>
     <w:pPr>
       <w:spacing w:after="0" w:line="240" w:lineRule="auto"/>
@@ -14445,7 +14627,6 @@
   <w:style w:type="table" w:styleId="129">
     <w:name w:val="Colorful Grid Accent 4"/>
     <w:basedOn w:val="32"/>
-    <w:qFormat/>
     <w:uiPriority w:val="73"/>
     <w:pPr>
       <w:spacing w:after="0" w:line="240" w:lineRule="auto"/>
@@ -14542,7 +14723,6 @@
   <w:style w:type="table" w:styleId="130">
     <w:name w:val="Colorful Grid Accent 5"/>
     <w:basedOn w:val="32"/>
-    <w:qFormat/>
     <w:uiPriority w:val="73"/>
     <w:pPr>
       <w:spacing w:after="0" w:line="240" w:lineRule="auto"/>
@@ -14639,7 +14819,6 @@
   <w:style w:type="table" w:styleId="131">
     <w:name w:val="Colorful Grid Accent 6"/>
     <w:basedOn w:val="32"/>
-    <w:qFormat/>
     <w:uiPriority w:val="73"/>
     <w:pPr>
       <w:spacing w:after="0" w:line="240" w:lineRule="auto"/>
